--- a/03-Communication-and-Teamwork/Meetings/Minutes/Team-Meetings/Meeting Minutes 2025-03-31 (Team).docx
+++ b/03-Communication-and-Teamwork/Meetings/Minutes/Team-Meetings/Meeting Minutes 2025-03-31 (Team).docx
@@ -30,12 +30,12 @@
         <w:tblW w:w="9990" w:type="dxa"/>
         <w:tblInd w:w="108" w:type="dxa"/>
         <w:tblBorders>
-          <w:top w:val="single" w:sz="4" w:space="0" w:color="auto"/>
-          <w:left w:val="single" w:sz="4" w:space="0" w:color="auto"/>
-          <w:bottom w:val="single" w:sz="4" w:space="0" w:color="auto"/>
-          <w:right w:val="single" w:sz="4" w:space="0" w:color="auto"/>
-          <w:insideH w:val="single" w:sz="4" w:space="0" w:color="auto"/>
-          <w:insideV w:val="single" w:sz="4" w:space="0" w:color="auto"/>
+          <w:top w:val="single" w:color="auto" w:sz="4" w:space="0"/>
+          <w:left w:val="single" w:color="auto" w:sz="4" w:space="0"/>
+          <w:bottom w:val="single" w:color="auto" w:sz="4" w:space="0"/>
+          <w:right w:val="single" w:color="auto" w:sz="4" w:space="0"/>
+          <w:insideH w:val="single" w:color="auto" w:sz="4" w:space="0"/>
+          <w:insideV w:val="single" w:color="auto" w:sz="4" w:space="0"/>
         </w:tblBorders>
         <w:tblLook w:val="01E0" w:firstRow="1" w:lastRow="1" w:firstColumn="1" w:lastColumn="1" w:noHBand="0" w:noVBand="0"/>
       </w:tblPr>
@@ -48,7 +48,8 @@
         <w:tc>
           <w:tcPr>
             <w:tcW w:w="2952" w:type="dxa"/>
-            <w:shd w:val="clear" w:color="auto" w:fill="D9D9D9"/>
+            <w:shd w:val="clear" w:color="auto" w:fill="D9D9D9" w:themeFill="background1" w:themeFillShade="D9"/>
+            <w:tcMar/>
             <w:vAlign w:val="center"/>
           </w:tcPr>
           <w:p>
@@ -78,7 +79,8 @@
           <w:tcPr>
             <w:tcW w:w="7038" w:type="dxa"/>
             <w:gridSpan w:val="2"/>
-            <w:shd w:val="clear" w:color="auto" w:fill="D9D9D9"/>
+            <w:shd w:val="clear" w:color="auto" w:fill="D9D9D9" w:themeFill="background1" w:themeFillShade="D9"/>
+            <w:tcMar/>
             <w:vAlign w:val="center"/>
           </w:tcPr>
           <w:p>
@@ -104,7 +106,8 @@
         <w:tc>
           <w:tcPr>
             <w:tcW w:w="2952" w:type="dxa"/>
-            <w:shd w:val="clear" w:color="auto" w:fill="D9D9D9"/>
+            <w:shd w:val="clear" w:color="auto" w:fill="D9D9D9" w:themeFill="background1" w:themeFillShade="D9"/>
+            <w:tcMar/>
             <w:vAlign w:val="center"/>
           </w:tcPr>
           <w:p>
@@ -127,7 +130,8 @@
           <w:tcPr>
             <w:tcW w:w="7038" w:type="dxa"/>
             <w:gridSpan w:val="2"/>
-            <w:shd w:val="clear" w:color="auto" w:fill="D9D9D9"/>
+            <w:shd w:val="clear" w:color="auto" w:fill="D9D9D9" w:themeFill="background1" w:themeFillShade="D9"/>
+            <w:tcMar/>
             <w:vAlign w:val="center"/>
           </w:tcPr>
           <w:p>
@@ -153,7 +157,8 @@
         <w:tc>
           <w:tcPr>
             <w:tcW w:w="2952" w:type="dxa"/>
-            <w:shd w:val="clear" w:color="auto" w:fill="D9D9D9"/>
+            <w:shd w:val="clear" w:color="auto" w:fill="D9D9D9" w:themeFill="background1" w:themeFillShade="D9"/>
+            <w:tcMar/>
             <w:vAlign w:val="center"/>
           </w:tcPr>
           <w:p>
@@ -183,7 +188,8 @@
           <w:tcPr>
             <w:tcW w:w="7038" w:type="dxa"/>
             <w:gridSpan w:val="2"/>
-            <w:shd w:val="clear" w:color="auto" w:fill="D9D9D9"/>
+            <w:shd w:val="clear" w:color="auto" w:fill="D9D9D9" w:themeFill="background1" w:themeFillShade="D9"/>
+            <w:tcMar/>
             <w:vAlign w:val="center"/>
           </w:tcPr>
           <w:p>
@@ -207,6 +213,7 @@
         <w:tc>
           <w:tcPr>
             <w:tcW w:w="2952" w:type="dxa"/>
+            <w:tcMar/>
             <w:vAlign w:val="center"/>
           </w:tcPr>
           <w:p>
@@ -229,6 +236,7 @@
           <w:tcPr>
             <w:tcW w:w="7038" w:type="dxa"/>
             <w:gridSpan w:val="2"/>
+            <w:tcMar/>
             <w:vAlign w:val="center"/>
           </w:tcPr>
           <w:p>
@@ -250,27 +258,82 @@
         <w:tc>
           <w:tcPr>
             <w:tcW w:w="2952" w:type="dxa"/>
-            <w:vAlign w:val="center"/>
-          </w:tcPr>
-          <w:p>
-            <w:pPr>
+            <w:tcMar/>
+            <w:vAlign w:val="center"/>
+          </w:tcPr>
+          <w:p w14:noSpellErr="1">
+            <w:pPr>
+              <w:pStyle w:val="Normal"/>
+              <w:rPr>
+                <w:rFonts w:ascii="Calibri" w:hAnsi="Calibri" w:eastAsia="Calibri" w:cs="Calibri"/>
+                <w:noProof w:val="0"/>
+                <w:sz w:val="24"/>
+                <w:szCs w:val="24"/>
+                <w:lang w:val="en-NZ"/>
+              </w:rPr>
+            </w:pPr>
+            <w:r>
+              <w:rPr>
+                <w:rFonts w:ascii="Calibri" w:hAnsi="Calibri" w:cs="Calibri"/>
+                <w:b w:val="1"/>
+                <w:bCs w:val="1"/>
+              </w:rPr>
+              <w:t>Location:</w:t>
+            </w:r>
+            <w:r>
+              <w:rPr>
+                <w:rFonts w:ascii="Calibri" w:hAnsi="Calibri" w:cs="Calibri"/>
+                <w:b w:val="1"/>
+                <w:bCs w:val="1"/>
+              </w:rPr>
+              <w:t xml:space="preserve"> </w:t>
+            </w:r>
+            <w:r>
+              <w:rPr>
+                <w:rFonts w:ascii="Calibri" w:hAnsi="Calibri" w:eastAsia="Calibri" w:cs="Calibri"/>
+                <w:b w:val="0"/>
+                <w:bCs w:val="0"/>
+                <w:i w:val="0"/>
+                <w:iCs w:val="0"/>
+                <w:caps w:val="0"/>
+                <w:smallCaps w:val="0"/>
+                <w:strike w:val="0"/>
+                <w:dstrike w:val="0"/>
+                <w:noProof w:val="0"/>
+                <w:color w:val="000000" w:themeColor="text1" w:themeTint="FF" w:themeShade="FF"/>
+                <w:sz w:val="24"/>
+                <w:szCs w:val="24"/>
+                <w:u w:val="none"/>
+                <w:lang w:val="en-US"/>
+              </w:rPr>
+              <w:t>Online (Discord)</w:t>
+            </w:r>
+          </w:p>
+        </w:tc>
+        <w:tc>
+          <w:tcPr>
+            <w:tcW w:w="2952" w:type="dxa"/>
+            <w:tcMar/>
+            <w:vAlign w:val="center"/>
+          </w:tcPr>
+          <w:p>
+            <w:pPr>
+              <w:rPr>
+                <w:rFonts w:ascii="Calibri" w:hAnsi="Calibri" w:cs="Calibri"/>
+              </w:rPr>
+            </w:pPr>
+            <w:r>
               <w:rPr>
                 <w:rFonts w:ascii="Calibri" w:hAnsi="Calibri" w:cs="Calibri"/>
                 <w:b/>
               </w:rPr>
-            </w:pPr>
+              <w:t>Date:</w:t>
+            </w:r>
             <w:r>
               <w:rPr>
                 <w:rFonts w:ascii="Calibri" w:hAnsi="Calibri" w:cs="Calibri"/>
                 <w:b/>
               </w:rPr>
-              <w:t>Location:</w:t>
-            </w:r>
-            <w:r>
-              <w:rPr>
-                <w:rFonts w:ascii="Calibri" w:hAnsi="Calibri" w:cs="Calibri"/>
-                <w:b/>
-              </w:rPr>
               <w:t xml:space="preserve"> </w:t>
             </w:r>
             <w:r>
@@ -278,54 +341,13 @@
                 <w:rFonts w:ascii="Calibri" w:hAnsi="Calibri" w:cs="Calibri"/>
                 <w:bCs/>
               </w:rPr>
-              <w:t>Voice</w:t>
+              <w:t>31</w:t>
             </w:r>
             <w:r>
               <w:rPr>
                 <w:rFonts w:ascii="Calibri" w:hAnsi="Calibri" w:cs="Calibri"/>
                 <w:bCs/>
               </w:rPr>
-              <w:t xml:space="preserve"> Call</w:t>
-            </w:r>
-          </w:p>
-        </w:tc>
-        <w:tc>
-          <w:tcPr>
-            <w:tcW w:w="2952" w:type="dxa"/>
-            <w:vAlign w:val="center"/>
-          </w:tcPr>
-          <w:p>
-            <w:pPr>
-              <w:rPr>
-                <w:rFonts w:ascii="Calibri" w:hAnsi="Calibri" w:cs="Calibri"/>
-              </w:rPr>
-            </w:pPr>
-            <w:r>
-              <w:rPr>
-                <w:rFonts w:ascii="Calibri" w:hAnsi="Calibri" w:cs="Calibri"/>
-                <w:b/>
-              </w:rPr>
-              <w:t>Date:</w:t>
-            </w:r>
-            <w:r>
-              <w:rPr>
-                <w:rFonts w:ascii="Calibri" w:hAnsi="Calibri" w:cs="Calibri"/>
-                <w:b/>
-              </w:rPr>
-              <w:t xml:space="preserve"> </w:t>
-            </w:r>
-            <w:r>
-              <w:rPr>
-                <w:rFonts w:ascii="Calibri" w:hAnsi="Calibri" w:cs="Calibri"/>
-                <w:bCs/>
-              </w:rPr>
-              <w:t>31</w:t>
-            </w:r>
-            <w:r>
-              <w:rPr>
-                <w:rFonts w:ascii="Calibri" w:hAnsi="Calibri" w:cs="Calibri"/>
-                <w:bCs/>
-              </w:rPr>
               <w:t>/03/2025</w:t>
             </w:r>
           </w:p>
@@ -333,6 +355,7 @@
         <w:tc>
           <w:tcPr>
             <w:tcW w:w="4086" w:type="dxa"/>
+            <w:tcMar/>
             <w:vAlign w:val="center"/>
           </w:tcPr>
           <w:p>
@@ -392,6 +415,7 @@
         <w:tc>
           <w:tcPr>
             <w:tcW w:w="2952" w:type="dxa"/>
+            <w:tcMar/>
             <w:vAlign w:val="center"/>
           </w:tcPr>
           <w:p>
@@ -427,6 +451,7 @@
         <w:tc>
           <w:tcPr>
             <w:tcW w:w="2952" w:type="dxa"/>
+            <w:tcMar/>
             <w:vAlign w:val="center"/>
           </w:tcPr>
           <w:p>
@@ -454,6 +479,7 @@
         <w:tc>
           <w:tcPr>
             <w:tcW w:w="4086" w:type="dxa"/>
+            <w:tcMar/>
             <w:vAlign w:val="center"/>
           </w:tcPr>
           <w:p>
@@ -515,12 +541,12 @@
         <w:tblW w:w="9990" w:type="dxa"/>
         <w:tblInd w:w="108" w:type="dxa"/>
         <w:tblBorders>
-          <w:top w:val="single" w:sz="4" w:space="0" w:color="auto"/>
-          <w:left w:val="single" w:sz="4" w:space="0" w:color="auto"/>
-          <w:bottom w:val="single" w:sz="4" w:space="0" w:color="auto"/>
-          <w:right w:val="single" w:sz="4" w:space="0" w:color="auto"/>
-          <w:insideH w:val="single" w:sz="4" w:space="0" w:color="auto"/>
-          <w:insideV w:val="single" w:sz="4" w:space="0" w:color="auto"/>
+          <w:top w:val="single" w:color="auto" w:sz="4" w:space="0"/>
+          <w:left w:val="single" w:color="auto" w:sz="4" w:space="0"/>
+          <w:bottom w:val="single" w:color="auto" w:sz="4" w:space="0"/>
+          <w:right w:val="single" w:color="auto" w:sz="4" w:space="0"/>
+          <w:insideH w:val="single" w:color="auto" w:sz="4" w:space="0"/>
+          <w:insideV w:val="single" w:color="auto" w:sz="4" w:space="0"/>
         </w:tblBorders>
         <w:tblLook w:val="01E0" w:firstRow="1" w:lastRow="1" w:firstColumn="1" w:lastColumn="1" w:noHBand="0" w:noVBand="0"/>
       </w:tblPr>
@@ -1019,12 +1045,12 @@
         <w:tblW w:w="9990" w:type="dxa"/>
         <w:tblInd w:w="108" w:type="dxa"/>
         <w:tblBorders>
-          <w:top w:val="single" w:sz="4" w:space="0" w:color="auto"/>
-          <w:left w:val="single" w:sz="4" w:space="0" w:color="auto"/>
-          <w:bottom w:val="single" w:sz="4" w:space="0" w:color="auto"/>
-          <w:right w:val="single" w:sz="4" w:space="0" w:color="auto"/>
-          <w:insideH w:val="single" w:sz="4" w:space="0" w:color="auto"/>
-          <w:insideV w:val="single" w:sz="4" w:space="0" w:color="auto"/>
+          <w:top w:val="single" w:color="auto" w:sz="4" w:space="0"/>
+          <w:left w:val="single" w:color="auto" w:sz="4" w:space="0"/>
+          <w:bottom w:val="single" w:color="auto" w:sz="4" w:space="0"/>
+          <w:right w:val="single" w:color="auto" w:sz="4" w:space="0"/>
+          <w:insideH w:val="single" w:color="auto" w:sz="4" w:space="0"/>
+          <w:insideV w:val="single" w:color="auto" w:sz="4" w:space="0"/>
         </w:tblBorders>
         <w:tblLook w:val="01E0" w:firstRow="1" w:lastRow="1" w:firstColumn="1" w:lastColumn="1" w:noHBand="0" w:noVBand="0"/>
       </w:tblPr>
@@ -1171,12 +1197,12 @@
         <w:tblW w:w="9990" w:type="dxa"/>
         <w:tblInd w:w="108" w:type="dxa"/>
         <w:tblBorders>
-          <w:top w:val="single" w:sz="4" w:space="0" w:color="auto"/>
-          <w:left w:val="single" w:sz="4" w:space="0" w:color="auto"/>
-          <w:bottom w:val="single" w:sz="4" w:space="0" w:color="auto"/>
-          <w:right w:val="single" w:sz="4" w:space="0" w:color="auto"/>
-          <w:insideH w:val="single" w:sz="4" w:space="0" w:color="auto"/>
-          <w:insideV w:val="single" w:sz="4" w:space="0" w:color="auto"/>
+          <w:top w:val="single" w:color="auto" w:sz="4" w:space="0"/>
+          <w:left w:val="single" w:color="auto" w:sz="4" w:space="0"/>
+          <w:bottom w:val="single" w:color="auto" w:sz="4" w:space="0"/>
+          <w:right w:val="single" w:color="auto" w:sz="4" w:space="0"/>
+          <w:insideH w:val="single" w:color="auto" w:sz="4" w:space="0"/>
+          <w:insideV w:val="single" w:color="auto" w:sz="4" w:space="0"/>
         </w:tblBorders>
         <w:tblLook w:val="01E0" w:firstRow="1" w:lastRow="1" w:firstColumn="1" w:lastColumn="1" w:noHBand="0" w:noVBand="0"/>
       </w:tblPr>
@@ -1793,12 +1819,12 @@
         <w:tblW w:w="9808" w:type="dxa"/>
         <w:tblInd w:w="108" w:type="dxa"/>
         <w:tblBorders>
-          <w:top w:val="single" w:sz="4" w:space="0" w:color="auto"/>
-          <w:left w:val="single" w:sz="4" w:space="0" w:color="auto"/>
-          <w:bottom w:val="single" w:sz="4" w:space="0" w:color="auto"/>
-          <w:right w:val="single" w:sz="4" w:space="0" w:color="auto"/>
-          <w:insideH w:val="single" w:sz="4" w:space="0" w:color="auto"/>
-          <w:insideV w:val="single" w:sz="4" w:space="0" w:color="auto"/>
+          <w:top w:val="single" w:color="auto" w:sz="4" w:space="0"/>
+          <w:left w:val="single" w:color="auto" w:sz="4" w:space="0"/>
+          <w:bottom w:val="single" w:color="auto" w:sz="4" w:space="0"/>
+          <w:right w:val="single" w:color="auto" w:sz="4" w:space="0"/>
+          <w:insideH w:val="single" w:color="auto" w:sz="4" w:space="0"/>
+          <w:insideV w:val="single" w:color="auto" w:sz="4" w:space="0"/>
         </w:tblBorders>
         <w:tblLook w:val="01E0" w:firstRow="1" w:lastRow="1" w:firstColumn="1" w:lastColumn="1" w:noHBand="0" w:noVBand="0"/>
       </w:tblPr>
@@ -1818,10 +1844,10 @@
           <w:tcPr>
             <w:tcW w:w="530" w:type="dxa"/>
             <w:tcBorders>
-              <w:top w:val="single" w:sz="4" w:space="0" w:color="auto"/>
-              <w:left w:val="single" w:sz="4" w:space="0" w:color="auto"/>
-              <w:bottom w:val="single" w:sz="4" w:space="0" w:color="auto"/>
-              <w:right w:val="single" w:sz="4" w:space="0" w:color="auto"/>
+              <w:top w:val="single" w:color="auto" w:sz="4" w:space="0"/>
+              <w:left w:val="single" w:color="auto" w:sz="4" w:space="0"/>
+              <w:bottom w:val="single" w:color="auto" w:sz="4" w:space="0"/>
+              <w:right w:val="single" w:color="auto" w:sz="4" w:space="0"/>
             </w:tcBorders>
             <w:shd w:val="clear" w:color="auto" w:fill="D9D9D9"/>
           </w:tcPr>
@@ -1846,10 +1872,10 @@
             <w:tcW w:w="4715" w:type="dxa"/>
             <w:gridSpan w:val="2"/>
             <w:tcBorders>
-              <w:top w:val="single" w:sz="4" w:space="0" w:color="auto"/>
-              <w:left w:val="single" w:sz="4" w:space="0" w:color="auto"/>
-              <w:bottom w:val="single" w:sz="4" w:space="0" w:color="auto"/>
-              <w:right w:val="single" w:sz="4" w:space="0" w:color="auto"/>
+              <w:top w:val="single" w:color="auto" w:sz="4" w:space="0"/>
+              <w:left w:val="single" w:color="auto" w:sz="4" w:space="0"/>
+              <w:bottom w:val="single" w:color="auto" w:sz="4" w:space="0"/>
+              <w:right w:val="single" w:color="auto" w:sz="4" w:space="0"/>
             </w:tcBorders>
             <w:shd w:val="clear" w:color="auto" w:fill="D9D9D9"/>
           </w:tcPr>
@@ -1873,10 +1899,10 @@
           <w:tcPr>
             <w:tcW w:w="2126" w:type="dxa"/>
             <w:tcBorders>
-              <w:top w:val="single" w:sz="4" w:space="0" w:color="auto"/>
-              <w:left w:val="single" w:sz="4" w:space="0" w:color="auto"/>
-              <w:bottom w:val="single" w:sz="4" w:space="0" w:color="auto"/>
-              <w:right w:val="single" w:sz="4" w:space="0" w:color="auto"/>
+              <w:top w:val="single" w:color="auto" w:sz="4" w:space="0"/>
+              <w:left w:val="single" w:color="auto" w:sz="4" w:space="0"/>
+              <w:bottom w:val="single" w:color="auto" w:sz="4" w:space="0"/>
+              <w:right w:val="single" w:color="auto" w:sz="4" w:space="0"/>
             </w:tcBorders>
             <w:shd w:val="clear" w:color="auto" w:fill="D9D9D9"/>
           </w:tcPr>
@@ -1901,10 +1927,10 @@
             <w:tcW w:w="2437" w:type="dxa"/>
             <w:gridSpan w:val="2"/>
             <w:tcBorders>
-              <w:top w:val="single" w:sz="4" w:space="0" w:color="auto"/>
-              <w:left w:val="single" w:sz="4" w:space="0" w:color="auto"/>
-              <w:bottom w:val="single" w:sz="4" w:space="0" w:color="auto"/>
-              <w:right w:val="single" w:sz="4" w:space="0" w:color="auto"/>
+              <w:top w:val="single" w:color="auto" w:sz="4" w:space="0"/>
+              <w:left w:val="single" w:color="auto" w:sz="4" w:space="0"/>
+              <w:bottom w:val="single" w:color="auto" w:sz="4" w:space="0"/>
+              <w:right w:val="single" w:color="auto" w:sz="4" w:space="0"/>
             </w:tcBorders>
             <w:shd w:val="clear" w:color="auto" w:fill="D9D9D9"/>
           </w:tcPr>
@@ -3024,12 +3050,12 @@
         <w:tblW w:w="9990" w:type="dxa"/>
         <w:tblInd w:w="108" w:type="dxa"/>
         <w:tblBorders>
-          <w:top w:val="single" w:sz="4" w:space="0" w:color="auto"/>
-          <w:left w:val="single" w:sz="4" w:space="0" w:color="auto"/>
-          <w:bottom w:val="single" w:sz="4" w:space="0" w:color="auto"/>
-          <w:right w:val="single" w:sz="4" w:space="0" w:color="auto"/>
-          <w:insideH w:val="single" w:sz="4" w:space="0" w:color="auto"/>
-          <w:insideV w:val="single" w:sz="4" w:space="0" w:color="auto"/>
+          <w:top w:val="single" w:color="auto" w:sz="4" w:space="0"/>
+          <w:left w:val="single" w:color="auto" w:sz="4" w:space="0"/>
+          <w:bottom w:val="single" w:color="auto" w:sz="4" w:space="0"/>
+          <w:right w:val="single" w:color="auto" w:sz="4" w:space="0"/>
+          <w:insideH w:val="single" w:color="auto" w:sz="4" w:space="0"/>
+          <w:insideV w:val="single" w:color="auto" w:sz="4" w:space="0"/>
         </w:tblBorders>
         <w:tblLook w:val="01E0" w:firstRow="1" w:lastRow="1" w:firstColumn="1" w:lastColumn="1" w:noHBand="0" w:noVBand="0"/>
       </w:tblPr>
@@ -3939,12 +3965,12 @@
         <w:tblW w:w="9990" w:type="dxa"/>
         <w:tblInd w:w="108" w:type="dxa"/>
         <w:tblBorders>
-          <w:top w:val="single" w:sz="4" w:space="0" w:color="auto"/>
-          <w:left w:val="single" w:sz="4" w:space="0" w:color="auto"/>
-          <w:bottom w:val="single" w:sz="4" w:space="0" w:color="auto"/>
-          <w:right w:val="single" w:sz="4" w:space="0" w:color="auto"/>
-          <w:insideH w:val="single" w:sz="4" w:space="0" w:color="auto"/>
-          <w:insideV w:val="single" w:sz="4" w:space="0" w:color="auto"/>
+          <w:top w:val="single" w:color="auto" w:sz="4" w:space="0"/>
+          <w:left w:val="single" w:color="auto" w:sz="4" w:space="0"/>
+          <w:bottom w:val="single" w:color="auto" w:sz="4" w:space="0"/>
+          <w:right w:val="single" w:color="auto" w:sz="4" w:space="0"/>
+          <w:insideH w:val="single" w:color="auto" w:sz="4" w:space="0"/>
+          <w:insideV w:val="single" w:color="auto" w:sz="4" w:space="0"/>
         </w:tblBorders>
         <w:tblLook w:val="01E0" w:firstRow="1" w:lastRow="1" w:firstColumn="1" w:lastColumn="1" w:noHBand="0" w:noVBand="0"/>
       </w:tblPr>
@@ -4951,12 +4977,12 @@
         <w:tblW w:w="9990" w:type="dxa"/>
         <w:tblInd w:w="108" w:type="dxa"/>
         <w:tblBorders>
-          <w:top w:val="single" w:sz="4" w:space="0" w:color="auto"/>
-          <w:left w:val="single" w:sz="4" w:space="0" w:color="auto"/>
-          <w:bottom w:val="single" w:sz="4" w:space="0" w:color="auto"/>
-          <w:right w:val="single" w:sz="4" w:space="0" w:color="auto"/>
-          <w:insideH w:val="single" w:sz="4" w:space="0" w:color="auto"/>
-          <w:insideV w:val="single" w:sz="4" w:space="0" w:color="auto"/>
+          <w:top w:val="single" w:color="auto" w:sz="4" w:space="0"/>
+          <w:left w:val="single" w:color="auto" w:sz="4" w:space="0"/>
+          <w:bottom w:val="single" w:color="auto" w:sz="4" w:space="0"/>
+          <w:right w:val="single" w:color="auto" w:sz="4" w:space="0"/>
+          <w:insideH w:val="single" w:color="auto" w:sz="4" w:space="0"/>
+          <w:insideV w:val="single" w:color="auto" w:sz="4" w:space="0"/>
         </w:tblBorders>
         <w:tblLook w:val="01E0" w:firstRow="1" w:lastRow="1" w:firstColumn="1" w:lastColumn="1" w:noHBand="0" w:noVBand="0"/>
       </w:tblPr>
@@ -4970,6 +4996,7 @@
           <w:tcPr>
             <w:tcW w:w="4410" w:type="dxa"/>
             <w:gridSpan w:val="2"/>
+            <w:tcMar/>
             <w:vAlign w:val="center"/>
           </w:tcPr>
           <w:p>
@@ -5005,6 +5032,7 @@
         <w:tc>
           <w:tcPr>
             <w:tcW w:w="5580" w:type="dxa"/>
+            <w:tcMar/>
             <w:vAlign w:val="center"/>
           </w:tcPr>
           <w:p>
@@ -5070,6 +5098,7 @@
           <w:tcPr>
             <w:tcW w:w="9990" w:type="dxa"/>
             <w:gridSpan w:val="3"/>
+            <w:tcMar/>
             <w:vAlign w:val="center"/>
           </w:tcPr>
           <w:p>
@@ -5093,6 +5122,7 @@
         <w:tc>
           <w:tcPr>
             <w:tcW w:w="540" w:type="dxa"/>
+            <w:tcMar/>
             <w:vAlign w:val="center"/>
           </w:tcPr>
           <w:p>
@@ -5112,6 +5142,7 @@
           <w:tcPr>
             <w:tcW w:w="9450" w:type="dxa"/>
             <w:gridSpan w:val="2"/>
+            <w:tcMar/>
             <w:vAlign w:val="center"/>
           </w:tcPr>
           <w:p>
@@ -5148,6 +5179,7 @@
         <w:tc>
           <w:tcPr>
             <w:tcW w:w="540" w:type="dxa"/>
+            <w:tcMar/>
             <w:vAlign w:val="center"/>
           </w:tcPr>
           <w:p>
@@ -5167,6 +5199,7 @@
           <w:tcPr>
             <w:tcW w:w="9450" w:type="dxa"/>
             <w:gridSpan w:val="2"/>
+            <w:tcMar/>
             <w:vAlign w:val="center"/>
           </w:tcPr>
           <w:p>
@@ -5191,6 +5224,7 @@
         <w:tc>
           <w:tcPr>
             <w:tcW w:w="540" w:type="dxa"/>
+            <w:tcMar/>
             <w:vAlign w:val="center"/>
           </w:tcPr>
           <w:p>
@@ -5210,6 +5244,7 @@
           <w:tcPr>
             <w:tcW w:w="9450" w:type="dxa"/>
             <w:gridSpan w:val="2"/>
+            <w:tcMar/>
             <w:vAlign w:val="center"/>
           </w:tcPr>
           <w:p>
@@ -5224,68 +5259,11 @@
               </w:rPr>
               <w:t xml:space="preserve">Start of Analysis Phase </w:t>
             </w:r>
-          </w:p>
-        </w:tc>
-      </w:tr>
-      <w:tr>
-        <w:tc>
-          <w:tcPr>
-            <w:tcW w:w="9990" w:type="dxa"/>
-            <w:gridSpan w:val="3"/>
-            <w:vAlign w:val="center"/>
-          </w:tcPr>
-          <w:p>
-            <w:pPr>
-              <w:rPr>
-                <w:rFonts w:ascii="Calibri" w:hAnsi="Calibri" w:cs="Calibri"/>
-                <w:i/>
-              </w:rPr>
-            </w:pPr>
-            <w:r>
-              <w:rPr>
-                <w:rFonts w:ascii="Calibri" w:hAnsi="Calibri" w:cs="Calibri"/>
-                <w:i/>
-              </w:rPr>
-              <w:t>Action Items to be discussed in the next meeting:</w:t>
-            </w:r>
-          </w:p>
-        </w:tc>
-      </w:tr>
-      <w:tr>
-        <w:tc>
-          <w:tcPr>
-            <w:tcW w:w="540" w:type="dxa"/>
-            <w:vAlign w:val="center"/>
-          </w:tcPr>
-          <w:p>
-            <w:pPr>
-              <w:numPr>
-                <w:ilvl w:val="0"/>
-                <w:numId w:val="17"/>
-              </w:numPr>
-              <w:ind w:left="245" w:hanging="202"/>
-              <w:rPr>
-                <w:rFonts w:ascii="Calibri" w:hAnsi="Calibri" w:cs="Calibri"/>
-              </w:rPr>
-            </w:pPr>
-          </w:p>
-        </w:tc>
-        <w:tc>
-          <w:tcPr>
-            <w:tcW w:w="9450" w:type="dxa"/>
-            <w:gridSpan w:val="2"/>
-            <w:vAlign w:val="center"/>
-          </w:tcPr>
-          <w:p>
-            <w:pPr>
-              <w:rPr>
-                <w:rFonts w:ascii="Calibri" w:hAnsi="Calibri" w:cs="Calibri"/>
-              </w:rPr>
-            </w:pPr>
           </w:p>
         </w:tc>
       </w:tr>
     </w:tbl>
+    <w:p/>
     <w:p>
       <w:pPr>
         <w:tabs>
@@ -5300,7 +5278,7 @@
     <w:sectPr>
       <w:headerReference w:type="default" r:id="rId8"/>
       <w:footerReference w:type="default" r:id="rId9"/>
-      <w:pgSz w:w="12240" w:h="15840"/>
+      <w:pgSz w:w="12240" w:h="15840" w:orient="portrait"/>
       <w:pgMar w:top="2127" w:right="1170" w:bottom="1440" w:left="1170" w:header="720" w:footer="720" w:gutter="0"/>
       <w:cols w:space="720"/>
       <w:docGrid w:linePitch="360"/>
@@ -5337,7 +5315,7 @@
     <w:pPr>
       <w:pStyle w:val="Footer"/>
       <w:pBdr>
-        <w:top w:val="single" w:sz="4" w:space="1" w:color="auto"/>
+        <w:top w:val="single" w:color="auto" w:sz="4" w:space="1"/>
       </w:pBdr>
       <w:rPr>
         <w:rFonts w:ascii="Arial" w:hAnsi="Arial" w:cs="Arial"/>
@@ -5350,7 +5328,7 @@
     <w:pPr>
       <w:pStyle w:val="Footer"/>
       <w:pBdr>
-        <w:top w:val="single" w:sz="4" w:space="1" w:color="auto"/>
+        <w:top w:val="single" w:color="auto" w:sz="4" w:space="1"/>
       </w:pBdr>
       <w:jc w:val="center"/>
       <w:rPr>
@@ -5513,7 +5491,7 @@
         <w:szCs w:val="32"/>
       </w:rPr>
       <w:pict w14:anchorId="29AEB979">
-        <v:shapetype id="_x0000_t75" coordsize="21600,21600" o:spt="75" o:preferrelative="t" path="m@4@5l@4@11@9@11@9@5xe" filled="f" stroked="f">
+        <v:shapetype id="_x0000_t75" coordsize="21600,21600" filled="f" stroked="f" o:spt="75" o:preferrelative="t" path="m@4@5l@4@11@9@11@9@5xe">
           <v:stroke joinstyle="miter"/>
           <v:formulas>
             <v:f eqn="if lineDrawn pixelLineWidth 0"/>
@@ -5529,11 +5507,11 @@
             <v:f eqn="prod @7 21600 pixelHeight"/>
             <v:f eqn="sum @10 21600 0"/>
           </v:formulas>
-          <v:path o:extrusionok="f" gradientshapeok="t" o:connecttype="rect"/>
+          <v:path gradientshapeok="t" o:connecttype="rect" o:extrusionok="f"/>
           <o:lock v:ext="edit" aspectratio="t"/>
         </v:shapetype>
-        <v:shape id="_x0000_s1025" type="#_x0000_t75" style="position:absolute;left:0;text-align:left;margin-left:-57.65pt;margin-top:-35.55pt;width:610.4pt;height:100.2pt;z-index:251657728">
-          <v:imagedata r:id="rId1" o:title="Untitled-4"/>
+        <v:shape id="_x0000_s1025" style="position:absolute;left:0;text-align:left;margin-left:-57.65pt;margin-top:-35.55pt;width:610.4pt;height:100.2pt;z-index:251657728" type="#_x0000_t75">
+          <v:imagedata o:title="Untitled-4" r:id="rId1"/>
           <w10:wrap type="square"/>
         </v:shape>
       </w:pict>
@@ -5589,7 +5567,7 @@
     <w:pPr>
       <w:pStyle w:val="Header"/>
       <w:pBdr>
-        <w:bottom w:val="single" w:sz="4" w:space="1" w:color="auto"/>
+        <w:bottom w:val="single" w:color="auto" w:sz="4" w:space="1"/>
       </w:pBdr>
     </w:pPr>
   </w:p>
@@ -5899,7 +5877,7 @@
         <w:ind w:left="360" w:hanging="360"/>
       </w:pPr>
       <w:rPr>
-        <w:rFonts w:ascii="Symbol" w:hAnsi="Symbol" w:hint="default"/>
+        <w:rFonts w:hint="default" w:ascii="Symbol" w:hAnsi="Symbol"/>
       </w:rPr>
     </w:lvl>
     <w:lvl w:ilvl="1" w:tplc="14090003" w:tentative="1">
@@ -5911,7 +5889,7 @@
         <w:ind w:left="1080" w:hanging="360"/>
       </w:pPr>
       <w:rPr>
-        <w:rFonts w:ascii="Courier New" w:hAnsi="Courier New" w:cs="Courier New" w:hint="default"/>
+        <w:rFonts w:hint="default" w:ascii="Courier New" w:hAnsi="Courier New" w:cs="Courier New"/>
       </w:rPr>
     </w:lvl>
     <w:lvl w:ilvl="2" w:tplc="14090005" w:tentative="1">
@@ -5923,7 +5901,7 @@
         <w:ind w:left="1800" w:hanging="360"/>
       </w:pPr>
       <w:rPr>
-        <w:rFonts w:ascii="Wingdings" w:hAnsi="Wingdings" w:hint="default"/>
+        <w:rFonts w:hint="default" w:ascii="Wingdings" w:hAnsi="Wingdings"/>
       </w:rPr>
     </w:lvl>
     <w:lvl w:ilvl="3" w:tplc="14090001" w:tentative="1">
@@ -5935,7 +5913,7 @@
         <w:ind w:left="2520" w:hanging="360"/>
       </w:pPr>
       <w:rPr>
-        <w:rFonts w:ascii="Symbol" w:hAnsi="Symbol" w:hint="default"/>
+        <w:rFonts w:hint="default" w:ascii="Symbol" w:hAnsi="Symbol"/>
       </w:rPr>
     </w:lvl>
     <w:lvl w:ilvl="4" w:tplc="14090003" w:tentative="1">
@@ -5947,7 +5925,7 @@
         <w:ind w:left="3240" w:hanging="360"/>
       </w:pPr>
       <w:rPr>
-        <w:rFonts w:ascii="Courier New" w:hAnsi="Courier New" w:cs="Courier New" w:hint="default"/>
+        <w:rFonts w:hint="default" w:ascii="Courier New" w:hAnsi="Courier New" w:cs="Courier New"/>
       </w:rPr>
     </w:lvl>
     <w:lvl w:ilvl="5" w:tplc="14090005" w:tentative="1">
@@ -5959,7 +5937,7 @@
         <w:ind w:left="3960" w:hanging="360"/>
       </w:pPr>
       <w:rPr>
-        <w:rFonts w:ascii="Wingdings" w:hAnsi="Wingdings" w:hint="default"/>
+        <w:rFonts w:hint="default" w:ascii="Wingdings" w:hAnsi="Wingdings"/>
       </w:rPr>
     </w:lvl>
     <w:lvl w:ilvl="6" w:tplc="14090001" w:tentative="1">
@@ -5971,7 +5949,7 @@
         <w:ind w:left="4680" w:hanging="360"/>
       </w:pPr>
       <w:rPr>
-        <w:rFonts w:ascii="Symbol" w:hAnsi="Symbol" w:hint="default"/>
+        <w:rFonts w:hint="default" w:ascii="Symbol" w:hAnsi="Symbol"/>
       </w:rPr>
     </w:lvl>
     <w:lvl w:ilvl="7" w:tplc="14090003" w:tentative="1">
@@ -5983,7 +5961,7 @@
         <w:ind w:left="5400" w:hanging="360"/>
       </w:pPr>
       <w:rPr>
-        <w:rFonts w:ascii="Courier New" w:hAnsi="Courier New" w:cs="Courier New" w:hint="default"/>
+        <w:rFonts w:hint="default" w:ascii="Courier New" w:hAnsi="Courier New" w:cs="Courier New"/>
       </w:rPr>
     </w:lvl>
     <w:lvl w:ilvl="8" w:tplc="14090005" w:tentative="1">
@@ -5995,7 +5973,7 @@
         <w:ind w:left="6120" w:hanging="360"/>
       </w:pPr>
       <w:rPr>
-        <w:rFonts w:ascii="Wingdings" w:hAnsi="Wingdings" w:hint="default"/>
+        <w:rFonts w:hint="default" w:ascii="Wingdings" w:hAnsi="Wingdings"/>
       </w:rPr>
     </w:lvl>
   </w:abstractNum>
@@ -6012,7 +5990,7 @@
         <w:ind w:left="720" w:hanging="360"/>
       </w:pPr>
       <w:rPr>
-        <w:rFonts w:ascii="Wingdings" w:eastAsia="Times New Roman" w:hAnsi="Wingdings" w:cs="Calibri" w:hint="default"/>
+        <w:rFonts w:hint="default" w:ascii="Wingdings" w:hAnsi="Wingdings" w:eastAsia="Times New Roman" w:cs="Calibri"/>
       </w:rPr>
     </w:lvl>
     <w:lvl w:ilvl="1" w:tplc="14090003" w:tentative="1">
@@ -6024,7 +6002,7 @@
         <w:ind w:left="1440" w:hanging="360"/>
       </w:pPr>
       <w:rPr>
-        <w:rFonts w:ascii="Courier New" w:hAnsi="Courier New" w:cs="Courier New" w:hint="default"/>
+        <w:rFonts w:hint="default" w:ascii="Courier New" w:hAnsi="Courier New" w:cs="Courier New"/>
       </w:rPr>
     </w:lvl>
     <w:lvl w:ilvl="2" w:tplc="14090005" w:tentative="1">
@@ -6036,7 +6014,7 @@
         <w:ind w:left="2160" w:hanging="360"/>
       </w:pPr>
       <w:rPr>
-        <w:rFonts w:ascii="Wingdings" w:hAnsi="Wingdings" w:hint="default"/>
+        <w:rFonts w:hint="default" w:ascii="Wingdings" w:hAnsi="Wingdings"/>
       </w:rPr>
     </w:lvl>
     <w:lvl w:ilvl="3" w:tplc="14090001" w:tentative="1">
@@ -6048,7 +6026,7 @@
         <w:ind w:left="2880" w:hanging="360"/>
       </w:pPr>
       <w:rPr>
-        <w:rFonts w:ascii="Symbol" w:hAnsi="Symbol" w:hint="default"/>
+        <w:rFonts w:hint="default" w:ascii="Symbol" w:hAnsi="Symbol"/>
       </w:rPr>
     </w:lvl>
     <w:lvl w:ilvl="4" w:tplc="14090003" w:tentative="1">
@@ -6060,7 +6038,7 @@
         <w:ind w:left="3600" w:hanging="360"/>
       </w:pPr>
       <w:rPr>
-        <w:rFonts w:ascii="Courier New" w:hAnsi="Courier New" w:cs="Courier New" w:hint="default"/>
+        <w:rFonts w:hint="default" w:ascii="Courier New" w:hAnsi="Courier New" w:cs="Courier New"/>
       </w:rPr>
     </w:lvl>
     <w:lvl w:ilvl="5" w:tplc="14090005" w:tentative="1">
@@ -6072,7 +6050,7 @@
         <w:ind w:left="4320" w:hanging="360"/>
       </w:pPr>
       <w:rPr>
-        <w:rFonts w:ascii="Wingdings" w:hAnsi="Wingdings" w:hint="default"/>
+        <w:rFonts w:hint="default" w:ascii="Wingdings" w:hAnsi="Wingdings"/>
       </w:rPr>
     </w:lvl>
     <w:lvl w:ilvl="6" w:tplc="14090001" w:tentative="1">
@@ -6084,7 +6062,7 @@
         <w:ind w:left="5040" w:hanging="360"/>
       </w:pPr>
       <w:rPr>
-        <w:rFonts w:ascii="Symbol" w:hAnsi="Symbol" w:hint="default"/>
+        <w:rFonts w:hint="default" w:ascii="Symbol" w:hAnsi="Symbol"/>
       </w:rPr>
     </w:lvl>
     <w:lvl w:ilvl="7" w:tplc="14090003" w:tentative="1">
@@ -6096,7 +6074,7 @@
         <w:ind w:left="5760" w:hanging="360"/>
       </w:pPr>
       <w:rPr>
-        <w:rFonts w:ascii="Courier New" w:hAnsi="Courier New" w:cs="Courier New" w:hint="default"/>
+        <w:rFonts w:hint="default" w:ascii="Courier New" w:hAnsi="Courier New" w:cs="Courier New"/>
       </w:rPr>
     </w:lvl>
     <w:lvl w:ilvl="8" w:tplc="14090005" w:tentative="1">
@@ -6108,7 +6086,7 @@
         <w:ind w:left="6480" w:hanging="360"/>
       </w:pPr>
       <w:rPr>
-        <w:rFonts w:ascii="Wingdings" w:hAnsi="Wingdings" w:hint="default"/>
+        <w:rFonts w:hint="default" w:ascii="Wingdings" w:hAnsi="Wingdings"/>
       </w:rPr>
     </w:lvl>
   </w:abstractNum>
@@ -6125,7 +6103,7 @@
         <w:ind w:left="720" w:hanging="360"/>
       </w:pPr>
       <w:rPr>
-        <w:rFonts w:ascii="Symbol" w:hAnsi="Symbol" w:hint="default"/>
+        <w:rFonts w:hint="default" w:ascii="Symbol" w:hAnsi="Symbol"/>
       </w:rPr>
     </w:lvl>
     <w:lvl w:ilvl="1" w:tplc="14090003" w:tentative="1">
@@ -6137,7 +6115,7 @@
         <w:ind w:left="1440" w:hanging="360"/>
       </w:pPr>
       <w:rPr>
-        <w:rFonts w:ascii="Courier New" w:hAnsi="Courier New" w:cs="Courier New" w:hint="default"/>
+        <w:rFonts w:hint="default" w:ascii="Courier New" w:hAnsi="Courier New" w:cs="Courier New"/>
       </w:rPr>
     </w:lvl>
     <w:lvl w:ilvl="2" w:tplc="14090005" w:tentative="1">
@@ -6149,7 +6127,7 @@
         <w:ind w:left="2160" w:hanging="360"/>
       </w:pPr>
       <w:rPr>
-        <w:rFonts w:ascii="Wingdings" w:hAnsi="Wingdings" w:hint="default"/>
+        <w:rFonts w:hint="default" w:ascii="Wingdings" w:hAnsi="Wingdings"/>
       </w:rPr>
     </w:lvl>
     <w:lvl w:ilvl="3" w:tplc="14090001" w:tentative="1">
@@ -6161,7 +6139,7 @@
         <w:ind w:left="2880" w:hanging="360"/>
       </w:pPr>
       <w:rPr>
-        <w:rFonts w:ascii="Symbol" w:hAnsi="Symbol" w:hint="default"/>
+        <w:rFonts w:hint="default" w:ascii="Symbol" w:hAnsi="Symbol"/>
       </w:rPr>
     </w:lvl>
     <w:lvl w:ilvl="4" w:tplc="14090003" w:tentative="1">
@@ -6173,7 +6151,7 @@
         <w:ind w:left="3600" w:hanging="360"/>
       </w:pPr>
       <w:rPr>
-        <w:rFonts w:ascii="Courier New" w:hAnsi="Courier New" w:cs="Courier New" w:hint="default"/>
+        <w:rFonts w:hint="default" w:ascii="Courier New" w:hAnsi="Courier New" w:cs="Courier New"/>
       </w:rPr>
     </w:lvl>
     <w:lvl w:ilvl="5" w:tplc="14090005" w:tentative="1">
@@ -6185,7 +6163,7 @@
         <w:ind w:left="4320" w:hanging="360"/>
       </w:pPr>
       <w:rPr>
-        <w:rFonts w:ascii="Wingdings" w:hAnsi="Wingdings" w:hint="default"/>
+        <w:rFonts w:hint="default" w:ascii="Wingdings" w:hAnsi="Wingdings"/>
       </w:rPr>
     </w:lvl>
     <w:lvl w:ilvl="6" w:tplc="14090001" w:tentative="1">
@@ -6197,7 +6175,7 @@
         <w:ind w:left="5040" w:hanging="360"/>
       </w:pPr>
       <w:rPr>
-        <w:rFonts w:ascii="Symbol" w:hAnsi="Symbol" w:hint="default"/>
+        <w:rFonts w:hint="default" w:ascii="Symbol" w:hAnsi="Symbol"/>
       </w:rPr>
     </w:lvl>
     <w:lvl w:ilvl="7" w:tplc="14090003" w:tentative="1">
@@ -6209,7 +6187,7 @@
         <w:ind w:left="5760" w:hanging="360"/>
       </w:pPr>
       <w:rPr>
-        <w:rFonts w:ascii="Courier New" w:hAnsi="Courier New" w:cs="Courier New" w:hint="default"/>
+        <w:rFonts w:hint="default" w:ascii="Courier New" w:hAnsi="Courier New" w:cs="Courier New"/>
       </w:rPr>
     </w:lvl>
     <w:lvl w:ilvl="8" w:tplc="14090005" w:tentative="1">
@@ -6221,7 +6199,7 @@
         <w:ind w:left="6480" w:hanging="360"/>
       </w:pPr>
       <w:rPr>
-        <w:rFonts w:ascii="Wingdings" w:hAnsi="Wingdings" w:hint="default"/>
+        <w:rFonts w:hint="default" w:ascii="Wingdings" w:hAnsi="Wingdings"/>
       </w:rPr>
     </w:lvl>
   </w:abstractNum>
@@ -6674,7 +6652,7 @@
         <w:ind w:left="360" w:hanging="360"/>
       </w:pPr>
       <w:rPr>
-        <w:rFonts w:ascii="Symbol" w:hAnsi="Symbol" w:hint="default"/>
+        <w:rFonts w:hint="default" w:ascii="Symbol" w:hAnsi="Symbol"/>
       </w:rPr>
     </w:lvl>
     <w:lvl w:ilvl="1" w:tplc="14090003" w:tentative="1">
@@ -6686,7 +6664,7 @@
         <w:ind w:left="1080" w:hanging="360"/>
       </w:pPr>
       <w:rPr>
-        <w:rFonts w:ascii="Courier New" w:hAnsi="Courier New" w:cs="Courier New" w:hint="default"/>
+        <w:rFonts w:hint="default" w:ascii="Courier New" w:hAnsi="Courier New" w:cs="Courier New"/>
       </w:rPr>
     </w:lvl>
     <w:lvl w:ilvl="2" w:tplc="14090005" w:tentative="1">
@@ -6698,7 +6676,7 @@
         <w:ind w:left="1800" w:hanging="360"/>
       </w:pPr>
       <w:rPr>
-        <w:rFonts w:ascii="Wingdings" w:hAnsi="Wingdings" w:hint="default"/>
+        <w:rFonts w:hint="default" w:ascii="Wingdings" w:hAnsi="Wingdings"/>
       </w:rPr>
     </w:lvl>
     <w:lvl w:ilvl="3" w:tplc="14090001" w:tentative="1">
@@ -6710,7 +6688,7 @@
         <w:ind w:left="2520" w:hanging="360"/>
       </w:pPr>
       <w:rPr>
-        <w:rFonts w:ascii="Symbol" w:hAnsi="Symbol" w:hint="default"/>
+        <w:rFonts w:hint="default" w:ascii="Symbol" w:hAnsi="Symbol"/>
       </w:rPr>
     </w:lvl>
     <w:lvl w:ilvl="4" w:tplc="14090003" w:tentative="1">
@@ -6722,7 +6700,7 @@
         <w:ind w:left="3240" w:hanging="360"/>
       </w:pPr>
       <w:rPr>
-        <w:rFonts w:ascii="Courier New" w:hAnsi="Courier New" w:cs="Courier New" w:hint="default"/>
+        <w:rFonts w:hint="default" w:ascii="Courier New" w:hAnsi="Courier New" w:cs="Courier New"/>
       </w:rPr>
     </w:lvl>
     <w:lvl w:ilvl="5" w:tplc="14090005" w:tentative="1">
@@ -6734,7 +6712,7 @@
         <w:ind w:left="3960" w:hanging="360"/>
       </w:pPr>
       <w:rPr>
-        <w:rFonts w:ascii="Wingdings" w:hAnsi="Wingdings" w:hint="default"/>
+        <w:rFonts w:hint="default" w:ascii="Wingdings" w:hAnsi="Wingdings"/>
       </w:rPr>
     </w:lvl>
     <w:lvl w:ilvl="6" w:tplc="14090001" w:tentative="1">
@@ -6746,7 +6724,7 @@
         <w:ind w:left="4680" w:hanging="360"/>
       </w:pPr>
       <w:rPr>
-        <w:rFonts w:ascii="Symbol" w:hAnsi="Symbol" w:hint="default"/>
+        <w:rFonts w:hint="default" w:ascii="Symbol" w:hAnsi="Symbol"/>
       </w:rPr>
     </w:lvl>
     <w:lvl w:ilvl="7" w:tplc="14090003" w:tentative="1">
@@ -6758,7 +6736,7 @@
         <w:ind w:left="5400" w:hanging="360"/>
       </w:pPr>
       <w:rPr>
-        <w:rFonts w:ascii="Courier New" w:hAnsi="Courier New" w:cs="Courier New" w:hint="default"/>
+        <w:rFonts w:hint="default" w:ascii="Courier New" w:hAnsi="Courier New" w:cs="Courier New"/>
       </w:rPr>
     </w:lvl>
     <w:lvl w:ilvl="8" w:tplc="14090005" w:tentative="1">
@@ -6770,7 +6748,7 @@
         <w:ind w:left="6120" w:hanging="360"/>
       </w:pPr>
       <w:rPr>
-        <w:rFonts w:ascii="Wingdings" w:hAnsi="Wingdings" w:hint="default"/>
+        <w:rFonts w:hint="default" w:ascii="Wingdings" w:hAnsi="Wingdings"/>
       </w:rPr>
     </w:lvl>
   </w:abstractNum>
@@ -7603,7 +7581,7 @@
         <w:ind w:left="720" w:hanging="360"/>
       </w:pPr>
       <w:rPr>
-        <w:rFonts w:ascii="Symbol" w:hAnsi="Symbol" w:hint="default"/>
+        <w:rFonts w:hint="default" w:ascii="Symbol" w:hAnsi="Symbol"/>
       </w:rPr>
     </w:lvl>
     <w:lvl w:ilvl="1" w:tplc="14090003">
@@ -7615,7 +7593,7 @@
         <w:ind w:left="1440" w:hanging="360"/>
       </w:pPr>
       <w:rPr>
-        <w:rFonts w:ascii="Courier New" w:hAnsi="Courier New" w:cs="Courier New" w:hint="default"/>
+        <w:rFonts w:hint="default" w:ascii="Courier New" w:hAnsi="Courier New" w:cs="Courier New"/>
       </w:rPr>
     </w:lvl>
     <w:lvl w:ilvl="2" w:tplc="14090005" w:tentative="1">
@@ -7627,7 +7605,7 @@
         <w:ind w:left="2160" w:hanging="360"/>
       </w:pPr>
       <w:rPr>
-        <w:rFonts w:ascii="Wingdings" w:hAnsi="Wingdings" w:hint="default"/>
+        <w:rFonts w:hint="default" w:ascii="Wingdings" w:hAnsi="Wingdings"/>
       </w:rPr>
     </w:lvl>
     <w:lvl w:ilvl="3" w:tplc="14090001" w:tentative="1">
@@ -7639,7 +7617,7 @@
         <w:ind w:left="2880" w:hanging="360"/>
       </w:pPr>
       <w:rPr>
-        <w:rFonts w:ascii="Symbol" w:hAnsi="Symbol" w:hint="default"/>
+        <w:rFonts w:hint="default" w:ascii="Symbol" w:hAnsi="Symbol"/>
       </w:rPr>
     </w:lvl>
     <w:lvl w:ilvl="4" w:tplc="14090003" w:tentative="1">
@@ -7651,7 +7629,7 @@
         <w:ind w:left="3600" w:hanging="360"/>
       </w:pPr>
       <w:rPr>
-        <w:rFonts w:ascii="Courier New" w:hAnsi="Courier New" w:cs="Courier New" w:hint="default"/>
+        <w:rFonts w:hint="default" w:ascii="Courier New" w:hAnsi="Courier New" w:cs="Courier New"/>
       </w:rPr>
     </w:lvl>
     <w:lvl w:ilvl="5" w:tplc="14090005" w:tentative="1">
@@ -7663,7 +7641,7 @@
         <w:ind w:left="4320" w:hanging="360"/>
       </w:pPr>
       <w:rPr>
-        <w:rFonts w:ascii="Wingdings" w:hAnsi="Wingdings" w:hint="default"/>
+        <w:rFonts w:hint="default" w:ascii="Wingdings" w:hAnsi="Wingdings"/>
       </w:rPr>
     </w:lvl>
     <w:lvl w:ilvl="6" w:tplc="14090001" w:tentative="1">
@@ -7675,7 +7653,7 @@
         <w:ind w:left="5040" w:hanging="360"/>
       </w:pPr>
       <w:rPr>
-        <w:rFonts w:ascii="Symbol" w:hAnsi="Symbol" w:hint="default"/>
+        <w:rFonts w:hint="default" w:ascii="Symbol" w:hAnsi="Symbol"/>
       </w:rPr>
     </w:lvl>
     <w:lvl w:ilvl="7" w:tplc="14090003" w:tentative="1">
@@ -7687,7 +7665,7 @@
         <w:ind w:left="5760" w:hanging="360"/>
       </w:pPr>
       <w:rPr>
-        <w:rFonts w:ascii="Courier New" w:hAnsi="Courier New" w:cs="Courier New" w:hint="default"/>
+        <w:rFonts w:hint="default" w:ascii="Courier New" w:hAnsi="Courier New" w:cs="Courier New"/>
       </w:rPr>
     </w:lvl>
     <w:lvl w:ilvl="8" w:tplc="14090005" w:tentative="1">
@@ -7699,7 +7677,7 @@
         <w:ind w:left="6480" w:hanging="360"/>
       </w:pPr>
       <w:rPr>
-        <w:rFonts w:ascii="Wingdings" w:hAnsi="Wingdings" w:hint="default"/>
+        <w:rFonts w:hint="default" w:ascii="Wingdings" w:hAnsi="Wingdings"/>
       </w:rPr>
     </w:lvl>
   </w:abstractNum>
@@ -7716,7 +7694,7 @@
         <w:ind w:left="720" w:hanging="360"/>
       </w:pPr>
       <w:rPr>
-        <w:rFonts w:ascii="Calibri" w:eastAsia="Times New Roman" w:hAnsi="Calibri" w:cs="Calibri" w:hint="default"/>
+        <w:rFonts w:hint="default" w:ascii="Calibri" w:hAnsi="Calibri" w:eastAsia="Times New Roman" w:cs="Calibri"/>
       </w:rPr>
     </w:lvl>
     <w:lvl w:ilvl="1" w:tplc="14090003" w:tentative="1">
@@ -7728,7 +7706,7 @@
         <w:ind w:left="1440" w:hanging="360"/>
       </w:pPr>
       <w:rPr>
-        <w:rFonts w:ascii="Courier New" w:hAnsi="Courier New" w:cs="Courier New" w:hint="default"/>
+        <w:rFonts w:hint="default" w:ascii="Courier New" w:hAnsi="Courier New" w:cs="Courier New"/>
       </w:rPr>
     </w:lvl>
     <w:lvl w:ilvl="2" w:tplc="14090005" w:tentative="1">
@@ -7740,7 +7718,7 @@
         <w:ind w:left="2160" w:hanging="360"/>
       </w:pPr>
       <w:rPr>
-        <w:rFonts w:ascii="Wingdings" w:hAnsi="Wingdings" w:hint="default"/>
+        <w:rFonts w:hint="default" w:ascii="Wingdings" w:hAnsi="Wingdings"/>
       </w:rPr>
     </w:lvl>
     <w:lvl w:ilvl="3" w:tplc="14090001" w:tentative="1">
@@ -7752,7 +7730,7 @@
         <w:ind w:left="2880" w:hanging="360"/>
       </w:pPr>
       <w:rPr>
-        <w:rFonts w:ascii="Symbol" w:hAnsi="Symbol" w:hint="default"/>
+        <w:rFonts w:hint="default" w:ascii="Symbol" w:hAnsi="Symbol"/>
       </w:rPr>
     </w:lvl>
     <w:lvl w:ilvl="4" w:tplc="14090003" w:tentative="1">
@@ -7764,7 +7742,7 @@
         <w:ind w:left="3600" w:hanging="360"/>
       </w:pPr>
       <w:rPr>
-        <w:rFonts w:ascii="Courier New" w:hAnsi="Courier New" w:cs="Courier New" w:hint="default"/>
+        <w:rFonts w:hint="default" w:ascii="Courier New" w:hAnsi="Courier New" w:cs="Courier New"/>
       </w:rPr>
     </w:lvl>
     <w:lvl w:ilvl="5" w:tplc="14090005" w:tentative="1">
@@ -7776,7 +7754,7 @@
         <w:ind w:left="4320" w:hanging="360"/>
       </w:pPr>
       <w:rPr>
-        <w:rFonts w:ascii="Wingdings" w:hAnsi="Wingdings" w:hint="default"/>
+        <w:rFonts w:hint="default" w:ascii="Wingdings" w:hAnsi="Wingdings"/>
       </w:rPr>
     </w:lvl>
     <w:lvl w:ilvl="6" w:tplc="14090001" w:tentative="1">
@@ -7788,7 +7766,7 @@
         <w:ind w:left="5040" w:hanging="360"/>
       </w:pPr>
       <w:rPr>
-        <w:rFonts w:ascii="Symbol" w:hAnsi="Symbol" w:hint="default"/>
+        <w:rFonts w:hint="default" w:ascii="Symbol" w:hAnsi="Symbol"/>
       </w:rPr>
     </w:lvl>
     <w:lvl w:ilvl="7" w:tplc="14090003" w:tentative="1">
@@ -7800,7 +7778,7 @@
         <w:ind w:left="5760" w:hanging="360"/>
       </w:pPr>
       <w:rPr>
-        <w:rFonts w:ascii="Courier New" w:hAnsi="Courier New" w:cs="Courier New" w:hint="default"/>
+        <w:rFonts w:hint="default" w:ascii="Courier New" w:hAnsi="Courier New" w:cs="Courier New"/>
       </w:rPr>
     </w:lvl>
     <w:lvl w:ilvl="8" w:tplc="14090005" w:tentative="1">
@@ -7812,7 +7790,7 @@
         <w:ind w:left="6480" w:hanging="360"/>
       </w:pPr>
       <w:rPr>
-        <w:rFonts w:ascii="Wingdings" w:hAnsi="Wingdings" w:hint="default"/>
+        <w:rFonts w:hint="default" w:ascii="Wingdings" w:hAnsi="Wingdings"/>
       </w:rPr>
     </w:lvl>
   </w:abstractNum>
@@ -8007,7 +7985,7 @@
         <w:ind w:left="360" w:hanging="360"/>
       </w:pPr>
       <w:rPr>
-        <w:rFonts w:ascii="Wingdings" w:hAnsi="Wingdings" w:hint="default"/>
+        <w:rFonts w:hint="default" w:ascii="Wingdings" w:hAnsi="Wingdings"/>
         <w:color w:val="C00000"/>
       </w:rPr>
     </w:lvl>
@@ -8020,7 +7998,7 @@
         <w:ind w:left="1080" w:hanging="360"/>
       </w:pPr>
       <w:rPr>
-        <w:rFonts w:ascii="Courier New" w:hAnsi="Courier New" w:cs="Courier New" w:hint="default"/>
+        <w:rFonts w:hint="default" w:ascii="Courier New" w:hAnsi="Courier New" w:cs="Courier New"/>
       </w:rPr>
     </w:lvl>
     <w:lvl w:ilvl="2" w:tplc="04090005" w:tentative="1">
@@ -8032,7 +8010,7 @@
         <w:ind w:left="1800" w:hanging="360"/>
       </w:pPr>
       <w:rPr>
-        <w:rFonts w:ascii="Wingdings" w:hAnsi="Wingdings" w:hint="default"/>
+        <w:rFonts w:hint="default" w:ascii="Wingdings" w:hAnsi="Wingdings"/>
       </w:rPr>
     </w:lvl>
     <w:lvl w:ilvl="3" w:tplc="04090001" w:tentative="1">
@@ -8044,7 +8022,7 @@
         <w:ind w:left="2520" w:hanging="360"/>
       </w:pPr>
       <w:rPr>
-        <w:rFonts w:ascii="Symbol" w:hAnsi="Symbol" w:hint="default"/>
+        <w:rFonts w:hint="default" w:ascii="Symbol" w:hAnsi="Symbol"/>
       </w:rPr>
     </w:lvl>
     <w:lvl w:ilvl="4" w:tplc="04090003" w:tentative="1">
@@ -8056,7 +8034,7 @@
         <w:ind w:left="3240" w:hanging="360"/>
       </w:pPr>
       <w:rPr>
-        <w:rFonts w:ascii="Courier New" w:hAnsi="Courier New" w:cs="Courier New" w:hint="default"/>
+        <w:rFonts w:hint="default" w:ascii="Courier New" w:hAnsi="Courier New" w:cs="Courier New"/>
       </w:rPr>
     </w:lvl>
     <w:lvl w:ilvl="5" w:tplc="04090005" w:tentative="1">
@@ -8068,7 +8046,7 @@
         <w:ind w:left="3960" w:hanging="360"/>
       </w:pPr>
       <w:rPr>
-        <w:rFonts w:ascii="Wingdings" w:hAnsi="Wingdings" w:hint="default"/>
+        <w:rFonts w:hint="default" w:ascii="Wingdings" w:hAnsi="Wingdings"/>
       </w:rPr>
     </w:lvl>
     <w:lvl w:ilvl="6" w:tplc="04090001" w:tentative="1">
@@ -8080,7 +8058,7 @@
         <w:ind w:left="4680" w:hanging="360"/>
       </w:pPr>
       <w:rPr>
-        <w:rFonts w:ascii="Symbol" w:hAnsi="Symbol" w:hint="default"/>
+        <w:rFonts w:hint="default" w:ascii="Symbol" w:hAnsi="Symbol"/>
       </w:rPr>
     </w:lvl>
     <w:lvl w:ilvl="7" w:tplc="04090003" w:tentative="1">
@@ -8092,7 +8070,7 @@
         <w:ind w:left="5400" w:hanging="360"/>
       </w:pPr>
       <w:rPr>
-        <w:rFonts w:ascii="Courier New" w:hAnsi="Courier New" w:cs="Courier New" w:hint="default"/>
+        <w:rFonts w:hint="default" w:ascii="Courier New" w:hAnsi="Courier New" w:cs="Courier New"/>
       </w:rPr>
     </w:lvl>
     <w:lvl w:ilvl="8" w:tplc="04090005" w:tentative="1">
@@ -8104,7 +8082,7 @@
         <w:ind w:left="6120" w:hanging="360"/>
       </w:pPr>
       <w:rPr>
-        <w:rFonts w:ascii="Wingdings" w:hAnsi="Wingdings" w:hint="default"/>
+        <w:rFonts w:hint="default" w:ascii="Wingdings" w:hAnsi="Wingdings"/>
       </w:rPr>
     </w:lvl>
   </w:abstractNum>
@@ -8121,7 +8099,7 @@
         <w:ind w:left="720" w:hanging="360"/>
       </w:pPr>
       <w:rPr>
-        <w:rFonts w:ascii="Calibri" w:eastAsia="Times New Roman" w:hAnsi="Calibri" w:cs="Calibri" w:hint="default"/>
+        <w:rFonts w:hint="default" w:ascii="Calibri" w:hAnsi="Calibri" w:eastAsia="Times New Roman" w:cs="Calibri"/>
       </w:rPr>
     </w:lvl>
     <w:lvl w:ilvl="1" w:tplc="14090003" w:tentative="1">
@@ -8133,7 +8111,7 @@
         <w:ind w:left="1440" w:hanging="360"/>
       </w:pPr>
       <w:rPr>
-        <w:rFonts w:ascii="Courier New" w:hAnsi="Courier New" w:cs="Courier New" w:hint="default"/>
+        <w:rFonts w:hint="default" w:ascii="Courier New" w:hAnsi="Courier New" w:cs="Courier New"/>
       </w:rPr>
     </w:lvl>
     <w:lvl w:ilvl="2" w:tplc="14090005" w:tentative="1">
@@ -8145,7 +8123,7 @@
         <w:ind w:left="2160" w:hanging="360"/>
       </w:pPr>
       <w:rPr>
-        <w:rFonts w:ascii="Wingdings" w:hAnsi="Wingdings" w:hint="default"/>
+        <w:rFonts w:hint="default" w:ascii="Wingdings" w:hAnsi="Wingdings"/>
       </w:rPr>
     </w:lvl>
     <w:lvl w:ilvl="3" w:tplc="14090001" w:tentative="1">
@@ -8157,7 +8135,7 @@
         <w:ind w:left="2880" w:hanging="360"/>
       </w:pPr>
       <w:rPr>
-        <w:rFonts w:ascii="Symbol" w:hAnsi="Symbol" w:hint="default"/>
+        <w:rFonts w:hint="default" w:ascii="Symbol" w:hAnsi="Symbol"/>
       </w:rPr>
     </w:lvl>
     <w:lvl w:ilvl="4" w:tplc="14090003" w:tentative="1">
@@ -8169,7 +8147,7 @@
         <w:ind w:left="3600" w:hanging="360"/>
       </w:pPr>
       <w:rPr>
-        <w:rFonts w:ascii="Courier New" w:hAnsi="Courier New" w:cs="Courier New" w:hint="default"/>
+        <w:rFonts w:hint="default" w:ascii="Courier New" w:hAnsi="Courier New" w:cs="Courier New"/>
       </w:rPr>
     </w:lvl>
     <w:lvl w:ilvl="5" w:tplc="14090005" w:tentative="1">
@@ -8181,7 +8159,7 @@
         <w:ind w:left="4320" w:hanging="360"/>
       </w:pPr>
       <w:rPr>
-        <w:rFonts w:ascii="Wingdings" w:hAnsi="Wingdings" w:hint="default"/>
+        <w:rFonts w:hint="default" w:ascii="Wingdings" w:hAnsi="Wingdings"/>
       </w:rPr>
     </w:lvl>
     <w:lvl w:ilvl="6" w:tplc="14090001" w:tentative="1">
@@ -8193,7 +8171,7 @@
         <w:ind w:left="5040" w:hanging="360"/>
       </w:pPr>
       <w:rPr>
-        <w:rFonts w:ascii="Symbol" w:hAnsi="Symbol" w:hint="default"/>
+        <w:rFonts w:hint="default" w:ascii="Symbol" w:hAnsi="Symbol"/>
       </w:rPr>
     </w:lvl>
     <w:lvl w:ilvl="7" w:tplc="14090003" w:tentative="1">
@@ -8205,7 +8183,7 @@
         <w:ind w:left="5760" w:hanging="360"/>
       </w:pPr>
       <w:rPr>
-        <w:rFonts w:ascii="Courier New" w:hAnsi="Courier New" w:cs="Courier New" w:hint="default"/>
+        <w:rFonts w:hint="default" w:ascii="Courier New" w:hAnsi="Courier New" w:cs="Courier New"/>
       </w:rPr>
     </w:lvl>
     <w:lvl w:ilvl="8" w:tplc="14090005" w:tentative="1">
@@ -8217,7 +8195,7 @@
         <w:ind w:left="6480" w:hanging="360"/>
       </w:pPr>
       <w:rPr>
-        <w:rFonts w:ascii="Wingdings" w:hAnsi="Wingdings" w:hint="default"/>
+        <w:rFonts w:hint="default" w:ascii="Wingdings" w:hAnsi="Wingdings"/>
       </w:rPr>
     </w:lvl>
   </w:abstractNum>
@@ -8672,7 +8650,7 @@
   <w:docDefaults>
     <w:rPrDefault>
       <w:rPr>
-        <w:rFonts w:ascii="Times New Roman" w:eastAsia="Times New Roman" w:hAnsi="Times New Roman" w:cs="Times New Roman"/>
+        <w:rFonts w:ascii="Times New Roman" w:hAnsi="Times New Roman" w:eastAsia="Times New Roman" w:cs="Times New Roman"/>
         <w:lang w:val="en-NZ" w:eastAsia="ja-JP" w:bidi="ar-SA"/>
       </w:rPr>
     </w:rPrDefault>
@@ -8738,7 +8716,7 @@
     <w:lsdException w:name="Table Web 2" w:semiHidden="1" w:unhideWhenUsed="1"/>
     <w:lsdException w:name="Table Web 3" w:semiHidden="1" w:unhideWhenUsed="1"/>
     <w:lsdException w:name="Table Theme" w:semiHidden="1" w:unhideWhenUsed="1"/>
-    <w:lsdException w:name="Placeholder Text" w:semiHidden="1" w:uiPriority="99"/>
+    <w:lsdException w:name="Placeholder Text" w:uiPriority="99" w:semiHidden="1"/>
     <w:lsdException w:name="No Spacing" w:uiPriority="1" w:qFormat="1"/>
     <w:lsdException w:name="Light Shading" w:uiPriority="60"/>
     <w:lsdException w:name="Light List" w:uiPriority="61"/>
@@ -8760,7 +8738,7 @@
     <w:lsdException w:name="Medium Shading 1 Accent 1" w:uiPriority="63"/>
     <w:lsdException w:name="Medium Shading 2 Accent 1" w:uiPriority="64"/>
     <w:lsdException w:name="Medium List 1 Accent 1" w:uiPriority="65"/>
-    <w:lsdException w:name="Revision" w:semiHidden="1" w:uiPriority="99"/>
+    <w:lsdException w:name="Revision" w:uiPriority="99" w:semiHidden="1"/>
     <w:lsdException w:name="List Paragraph" w:uiPriority="34" w:qFormat="1"/>
     <w:lsdException w:name="Quote" w:uiPriority="29" w:qFormat="1"/>
     <w:lsdException w:name="Intense Quote" w:uiPriority="30" w:qFormat="1"/>
@@ -8847,8 +8825,8 @@
     <w:lsdException w:name="Subtle Reference" w:uiPriority="31" w:qFormat="1"/>
     <w:lsdException w:name="Intense Reference" w:uiPriority="32" w:qFormat="1"/>
     <w:lsdException w:name="Book Title" w:uiPriority="33" w:qFormat="1"/>
-    <w:lsdException w:name="Bibliography" w:semiHidden="1" w:uiPriority="37" w:unhideWhenUsed="1"/>
-    <w:lsdException w:name="TOC Heading" w:semiHidden="1" w:uiPriority="39" w:unhideWhenUsed="1" w:qFormat="1"/>
+    <w:lsdException w:name="Bibliography" w:uiPriority="37" w:semiHidden="1" w:unhideWhenUsed="1"/>
+    <w:lsdException w:name="TOC Heading" w:uiPriority="39" w:semiHidden="1" w:unhideWhenUsed="1" w:qFormat="1"/>
     <w:lsdException w:name="Plain Table 1" w:uiPriority="41"/>
     <w:lsdException w:name="Plain Table 2" w:uiPriority="42"/>
     <w:lsdException w:name="Plain Table 3" w:uiPriority="43"/>
@@ -8953,13 +8931,13 @@
     <w:lsdException w:name="List Table 5 Dark Accent 6" w:uiPriority="50"/>
     <w:lsdException w:name="List Table 6 Colorful Accent 6" w:uiPriority="51"/>
     <w:lsdException w:name="List Table 7 Colorful Accent 6" w:uiPriority="52"/>
-    <w:lsdException w:name="Mention" w:semiHidden="1" w:uiPriority="99" w:unhideWhenUsed="1"/>
-    <w:lsdException w:name="Smart Hyperlink" w:semiHidden="1" w:uiPriority="99" w:unhideWhenUsed="1"/>
-    <w:lsdException w:name="Hashtag" w:semiHidden="1" w:uiPriority="99" w:unhideWhenUsed="1"/>
-    <w:lsdException w:name="Unresolved Mention" w:semiHidden="1" w:uiPriority="99" w:unhideWhenUsed="1"/>
-    <w:lsdException w:name="Smart Link" w:semiHidden="1" w:uiPriority="99" w:unhideWhenUsed="1"/>
+    <w:lsdException w:name="Mention" w:uiPriority="99" w:semiHidden="1" w:unhideWhenUsed="1"/>
+    <w:lsdException w:name="Smart Hyperlink" w:uiPriority="99" w:semiHidden="1" w:unhideWhenUsed="1"/>
+    <w:lsdException w:name="Hashtag" w:uiPriority="99" w:semiHidden="1" w:unhideWhenUsed="1"/>
+    <w:lsdException w:name="Unresolved Mention" w:uiPriority="99" w:semiHidden="1" w:unhideWhenUsed="1"/>
+    <w:lsdException w:name="Smart Link" w:uiPriority="99" w:semiHidden="1" w:unhideWhenUsed="1"/>
   </w:latentStyles>
-  <w:style w:type="paragraph" w:default="1" w:styleId="Normal">
+  <w:style w:type="paragraph" w:styleId="Normal" w:default="1">
     <w:name w:val="Normal"/>
     <w:qFormat/>
     <w:rsid w:val="00040E09"/>
@@ -8969,13 +8947,13 @@
       <w:lang w:eastAsia="en-US"/>
     </w:rPr>
   </w:style>
-  <w:style w:type="character" w:default="1" w:styleId="DefaultParagraphFont">
+  <w:style w:type="character" w:styleId="DefaultParagraphFont" w:default="1">
     <w:name w:val="Default Paragraph Font"/>
     <w:uiPriority w:val="1"/>
     <w:semiHidden/>
     <w:unhideWhenUsed/>
   </w:style>
-  <w:style w:type="table" w:default="1" w:styleId="TableNormal">
+  <w:style w:type="table" w:styleId="TableNormal" w:default="1">
     <w:name w:val="Normal Table"/>
     <w:uiPriority w:val="99"/>
     <w:semiHidden/>
@@ -8990,7 +8968,7 @@
       </w:tblCellMar>
     </w:tblPr>
   </w:style>
-  <w:style w:type="numbering" w:default="1" w:styleId="NoList">
+  <w:style w:type="numbering" w:styleId="NoList" w:default="1">
     <w:name w:val="No List"/>
     <w:uiPriority w:val="99"/>
     <w:semiHidden/>
@@ -9029,12 +9007,12 @@
     <w:rsid w:val="00076A72"/>
     <w:tblPr>
       <w:tblBorders>
-        <w:top w:val="single" w:sz="4" w:space="0" w:color="auto"/>
-        <w:left w:val="single" w:sz="4" w:space="0" w:color="auto"/>
-        <w:bottom w:val="single" w:sz="4" w:space="0" w:color="auto"/>
-        <w:right w:val="single" w:sz="4" w:space="0" w:color="auto"/>
-        <w:insideH w:val="single" w:sz="4" w:space="0" w:color="auto"/>
-        <w:insideV w:val="single" w:sz="4" w:space="0" w:color="auto"/>
+        <w:top w:val="single" w:color="auto" w:sz="4" w:space="0"/>
+        <w:left w:val="single" w:color="auto" w:sz="4" w:space="0"/>
+        <w:bottom w:val="single" w:color="auto" w:sz="4" w:space="0"/>
+        <w:right w:val="single" w:color="auto" w:sz="4" w:space="0"/>
+        <w:insideH w:val="single" w:color="auto" w:sz="4" w:space="0"/>
+        <w:insideV w:val="single" w:color="auto" w:sz="4" w:space="0"/>
       </w:tblBorders>
     </w:tblPr>
   </w:style>
@@ -9049,7 +9027,7 @@
       <w:szCs w:val="16"/>
     </w:rPr>
   </w:style>
-  <w:style w:type="character" w:customStyle="1" w:styleId="BalloonTextChar">
+  <w:style w:type="character" w:styleId="BalloonTextChar" w:customStyle="1">
     <w:name w:val="Balloon Text Char"/>
     <w:link w:val="BalloonText"/>
     <w:rsid w:val="00771F13"/>
@@ -9080,12 +9058,12 @@
       <w:szCs w:val="32"/>
     </w:rPr>
   </w:style>
-  <w:style w:type="character" w:customStyle="1" w:styleId="TitleChar">
+  <w:style w:type="character" w:styleId="TitleChar" w:customStyle="1">
     <w:name w:val="Title Char"/>
     <w:link w:val="Title"/>
     <w:rsid w:val="001508A7"/>
     <w:rPr>
-      <w:rFonts w:ascii="Calibri Light" w:eastAsia="Times New Roman" w:hAnsi="Calibri Light" w:cs="Times New Roman"/>
+      <w:rFonts w:ascii="Calibri Light" w:hAnsi="Calibri Light" w:eastAsia="Times New Roman" w:cs="Times New Roman"/>
       <w:b/>
       <w:bCs/>
       <w:kern w:val="28"/>
@@ -9098,7 +9076,7 @@
 </file>
 
 <file path=word/theme/theme1.xml><?xml version="1.0" encoding="utf-8"?>
-<a:theme xmlns:a="http://schemas.openxmlformats.org/drawingml/2006/main" name="Office Theme">
+<a:theme xmlns:a="http://schemas.openxmlformats.org/drawingml/2006/main" xmlns:thm15="http://schemas.microsoft.com/office/thememl/2012/main" name="Office Theme">
   <a:themeElements>
     <a:clrScheme name="Office">
       <a:dk1>

--- a/03-Communication-and-Teamwork/Meetings/Minutes/Team-Meetings/Meeting Minutes 2025-03-31 (Team).docx
+++ b/03-Communication-and-Teamwork/Meetings/Minutes/Team-Meetings/Meeting Minutes 2025-03-31 (Team).docx
@@ -30,12 +30,12 @@
         <w:tblW w:w="9990" w:type="dxa"/>
         <w:tblInd w:w="108" w:type="dxa"/>
         <w:tblBorders>
-          <w:top w:val="single" w:color="auto" w:sz="4" w:space="0"/>
-          <w:left w:val="single" w:color="auto" w:sz="4" w:space="0"/>
-          <w:bottom w:val="single" w:color="auto" w:sz="4" w:space="0"/>
-          <w:right w:val="single" w:color="auto" w:sz="4" w:space="0"/>
-          <w:insideH w:val="single" w:color="auto" w:sz="4" w:space="0"/>
-          <w:insideV w:val="single" w:color="auto" w:sz="4" w:space="0"/>
+          <w:top w:val="single" w:sz="4" w:space="0" w:color="auto"/>
+          <w:left w:val="single" w:sz="4" w:space="0" w:color="auto"/>
+          <w:bottom w:val="single" w:sz="4" w:space="0" w:color="auto"/>
+          <w:right w:val="single" w:sz="4" w:space="0" w:color="auto"/>
+          <w:insideH w:val="single" w:sz="4" w:space="0" w:color="auto"/>
+          <w:insideV w:val="single" w:sz="4" w:space="0" w:color="auto"/>
         </w:tblBorders>
         <w:tblLook w:val="01E0" w:firstRow="1" w:lastRow="1" w:firstColumn="1" w:lastColumn="1" w:noHBand="0" w:noVBand="0"/>
       </w:tblPr>
@@ -49,7 +49,6 @@
           <w:tcPr>
             <w:tcW w:w="2952" w:type="dxa"/>
             <w:shd w:val="clear" w:color="auto" w:fill="D9D9D9" w:themeFill="background1" w:themeFillShade="D9"/>
-            <w:tcMar/>
             <w:vAlign w:val="center"/>
           </w:tcPr>
           <w:p>
@@ -80,7 +79,6 @@
             <w:tcW w:w="7038" w:type="dxa"/>
             <w:gridSpan w:val="2"/>
             <w:shd w:val="clear" w:color="auto" w:fill="D9D9D9" w:themeFill="background1" w:themeFillShade="D9"/>
-            <w:tcMar/>
             <w:vAlign w:val="center"/>
           </w:tcPr>
           <w:p>
@@ -107,7 +105,6 @@
           <w:tcPr>
             <w:tcW w:w="2952" w:type="dxa"/>
             <w:shd w:val="clear" w:color="auto" w:fill="D9D9D9" w:themeFill="background1" w:themeFillShade="D9"/>
-            <w:tcMar/>
             <w:vAlign w:val="center"/>
           </w:tcPr>
           <w:p>
@@ -131,7 +128,6 @@
             <w:tcW w:w="7038" w:type="dxa"/>
             <w:gridSpan w:val="2"/>
             <w:shd w:val="clear" w:color="auto" w:fill="D9D9D9" w:themeFill="background1" w:themeFillShade="D9"/>
-            <w:tcMar/>
             <w:vAlign w:val="center"/>
           </w:tcPr>
           <w:p>
@@ -158,7 +154,6 @@
           <w:tcPr>
             <w:tcW w:w="2952" w:type="dxa"/>
             <w:shd w:val="clear" w:color="auto" w:fill="D9D9D9" w:themeFill="background1" w:themeFillShade="D9"/>
-            <w:tcMar/>
             <w:vAlign w:val="center"/>
           </w:tcPr>
           <w:p>
@@ -189,7 +184,6 @@
             <w:tcW w:w="7038" w:type="dxa"/>
             <w:gridSpan w:val="2"/>
             <w:shd w:val="clear" w:color="auto" w:fill="D9D9D9" w:themeFill="background1" w:themeFillShade="D9"/>
-            <w:tcMar/>
             <w:vAlign w:val="center"/>
           </w:tcPr>
           <w:p>
@@ -213,7 +207,6 @@
         <w:tc>
           <w:tcPr>
             <w:tcW w:w="2952" w:type="dxa"/>
-            <w:tcMar/>
             <w:vAlign w:val="center"/>
           </w:tcPr>
           <w:p>
@@ -236,7 +229,6 @@
           <w:tcPr>
             <w:tcW w:w="7038" w:type="dxa"/>
             <w:gridSpan w:val="2"/>
-            <w:tcMar/>
             <w:vAlign w:val="center"/>
           </w:tcPr>
           <w:p>
@@ -258,110 +250,12 @@
         <w:tc>
           <w:tcPr>
             <w:tcW w:w="2952" w:type="dxa"/>
-            <w:tcMar/>
-            <w:vAlign w:val="center"/>
-          </w:tcPr>
-          <w:p w14:noSpellErr="1">
-            <w:pPr>
-              <w:pStyle w:val="Normal"/>
-              <w:rPr>
-                <w:rFonts w:ascii="Calibri" w:hAnsi="Calibri" w:eastAsia="Calibri" w:cs="Calibri"/>
-                <w:noProof w:val="0"/>
-                <w:sz w:val="24"/>
-                <w:szCs w:val="24"/>
-                <w:lang w:val="en-NZ"/>
-              </w:rPr>
-            </w:pPr>
-            <w:r>
-              <w:rPr>
-                <w:rFonts w:ascii="Calibri" w:hAnsi="Calibri" w:cs="Calibri"/>
-                <w:b w:val="1"/>
-                <w:bCs w:val="1"/>
-              </w:rPr>
-              <w:t>Location:</w:t>
-            </w:r>
-            <w:r>
-              <w:rPr>
-                <w:rFonts w:ascii="Calibri" w:hAnsi="Calibri" w:cs="Calibri"/>
-                <w:b w:val="1"/>
-                <w:bCs w:val="1"/>
-              </w:rPr>
-              <w:t xml:space="preserve"> </w:t>
-            </w:r>
-            <w:r>
-              <w:rPr>
-                <w:rFonts w:ascii="Calibri" w:hAnsi="Calibri" w:eastAsia="Calibri" w:cs="Calibri"/>
-                <w:b w:val="0"/>
-                <w:bCs w:val="0"/>
-                <w:i w:val="0"/>
-                <w:iCs w:val="0"/>
-                <w:caps w:val="0"/>
-                <w:smallCaps w:val="0"/>
-                <w:strike w:val="0"/>
-                <w:dstrike w:val="0"/>
-                <w:noProof w:val="0"/>
-                <w:color w:val="000000" w:themeColor="text1" w:themeTint="FF" w:themeShade="FF"/>
-                <w:sz w:val="24"/>
-                <w:szCs w:val="24"/>
-                <w:u w:val="none"/>
-                <w:lang w:val="en-US"/>
-              </w:rPr>
-              <w:t>Online (Discord)</w:t>
-            </w:r>
-          </w:p>
-        </w:tc>
-        <w:tc>
-          <w:tcPr>
-            <w:tcW w:w="2952" w:type="dxa"/>
-            <w:tcMar/>
-            <w:vAlign w:val="center"/>
-          </w:tcPr>
-          <w:p>
-            <w:pPr>
-              <w:rPr>
-                <w:rFonts w:ascii="Calibri" w:hAnsi="Calibri" w:cs="Calibri"/>
-              </w:rPr>
-            </w:pPr>
-            <w:r>
-              <w:rPr>
-                <w:rFonts w:ascii="Calibri" w:hAnsi="Calibri" w:cs="Calibri"/>
-                <w:b/>
-              </w:rPr>
-              <w:t>Date:</w:t>
-            </w:r>
-            <w:r>
-              <w:rPr>
-                <w:rFonts w:ascii="Calibri" w:hAnsi="Calibri" w:cs="Calibri"/>
-                <w:b/>
-              </w:rPr>
-              <w:t xml:space="preserve"> </w:t>
-            </w:r>
-            <w:r>
-              <w:rPr>
-                <w:rFonts w:ascii="Calibri" w:hAnsi="Calibri" w:cs="Calibri"/>
-                <w:bCs/>
-              </w:rPr>
-              <w:t>31</w:t>
-            </w:r>
-            <w:r>
-              <w:rPr>
-                <w:rFonts w:ascii="Calibri" w:hAnsi="Calibri" w:cs="Calibri"/>
-                <w:bCs/>
-              </w:rPr>
-              <w:t>/03/2025</w:t>
-            </w:r>
-          </w:p>
-        </w:tc>
-        <w:tc>
-          <w:tcPr>
-            <w:tcW w:w="4086" w:type="dxa"/>
-            <w:tcMar/>
-            <w:vAlign w:val="center"/>
-          </w:tcPr>
-          <w:p>
-            <w:pPr>
-              <w:rPr>
-                <w:rFonts w:ascii="Calibri" w:hAnsi="Calibri" w:cs="Calibri"/>
+            <w:vAlign w:val="center"/>
+          </w:tcPr>
+          <w:p>
+            <w:pPr>
+              <w:rPr>
+                <w:rFonts w:ascii="Calibri" w:eastAsia="Calibri" w:hAnsi="Calibri" w:cs="Calibri"/>
               </w:rPr>
             </w:pPr>
             <w:r>
@@ -370,6 +264,84 @@
                 <w:b/>
                 <w:bCs/>
               </w:rPr>
+              <w:t>Location:</w:t>
+            </w:r>
+            <w:r>
+              <w:rPr>
+                <w:rFonts w:ascii="Calibri" w:hAnsi="Calibri" w:cs="Calibri"/>
+                <w:b/>
+                <w:bCs/>
+              </w:rPr>
+              <w:t xml:space="preserve"> </w:t>
+            </w:r>
+            <w:r>
+              <w:rPr>
+                <w:rFonts w:ascii="Calibri" w:eastAsia="Calibri" w:hAnsi="Calibri" w:cs="Calibri"/>
+                <w:color w:val="000000" w:themeColor="text1"/>
+                <w:lang w:val="en-US"/>
+              </w:rPr>
+              <w:t>Online</w:t>
+            </w:r>
+          </w:p>
+        </w:tc>
+        <w:tc>
+          <w:tcPr>
+            <w:tcW w:w="2952" w:type="dxa"/>
+            <w:vAlign w:val="center"/>
+          </w:tcPr>
+          <w:p>
+            <w:pPr>
+              <w:rPr>
+                <w:rFonts w:ascii="Calibri" w:hAnsi="Calibri" w:cs="Calibri"/>
+              </w:rPr>
+            </w:pPr>
+            <w:r>
+              <w:rPr>
+                <w:rFonts w:ascii="Calibri" w:hAnsi="Calibri" w:cs="Calibri"/>
+                <w:b/>
+              </w:rPr>
+              <w:t>Date:</w:t>
+            </w:r>
+            <w:r>
+              <w:rPr>
+                <w:rFonts w:ascii="Calibri" w:hAnsi="Calibri" w:cs="Calibri"/>
+                <w:b/>
+              </w:rPr>
+              <w:t xml:space="preserve"> </w:t>
+            </w:r>
+            <w:r>
+              <w:rPr>
+                <w:rFonts w:ascii="Calibri" w:hAnsi="Calibri" w:cs="Calibri"/>
+                <w:bCs/>
+              </w:rPr>
+              <w:t>31</w:t>
+            </w:r>
+            <w:r>
+              <w:rPr>
+                <w:rFonts w:ascii="Calibri" w:hAnsi="Calibri" w:cs="Calibri"/>
+                <w:bCs/>
+              </w:rPr>
+              <w:t>/03/2025</w:t>
+            </w:r>
+          </w:p>
+        </w:tc>
+        <w:tc>
+          <w:tcPr>
+            <w:tcW w:w="4086" w:type="dxa"/>
+            <w:vAlign w:val="center"/>
+          </w:tcPr>
+          <w:p>
+            <w:pPr>
+              <w:rPr>
+                <w:rFonts w:ascii="Calibri" w:hAnsi="Calibri" w:cs="Calibri"/>
+              </w:rPr>
+            </w:pPr>
+            <w:r>
+              <w:rPr>
+                <w:rFonts w:ascii="Calibri" w:hAnsi="Calibri" w:cs="Calibri"/>
+                <w:b/>
+                <w:bCs/>
+              </w:rPr>
               <w:t>Time:</w:t>
             </w:r>
             <w:r>
@@ -415,7 +387,6 @@
         <w:tc>
           <w:tcPr>
             <w:tcW w:w="2952" w:type="dxa"/>
-            <w:tcMar/>
             <w:vAlign w:val="center"/>
           </w:tcPr>
           <w:p>
@@ -451,7 +422,6 @@
         <w:tc>
           <w:tcPr>
             <w:tcW w:w="2952" w:type="dxa"/>
-            <w:tcMar/>
             <w:vAlign w:val="center"/>
           </w:tcPr>
           <w:p>
@@ -472,14 +442,20 @@
                 <w:rFonts w:ascii="Calibri" w:hAnsi="Calibri" w:cs="Calibri"/>
                 <w:bCs/>
               </w:rPr>
-              <w:t>1.0</w:t>
+              <w:t>1.</w:t>
+            </w:r>
+            <w:r>
+              <w:rPr>
+                <w:rFonts w:ascii="Calibri" w:hAnsi="Calibri" w:cs="Calibri"/>
+                <w:bCs/>
+              </w:rPr>
+              <w:t>1</w:t>
             </w:r>
           </w:p>
         </w:tc>
         <w:tc>
           <w:tcPr>
             <w:tcW w:w="4086" w:type="dxa"/>
-            <w:tcMar/>
             <w:vAlign w:val="center"/>
           </w:tcPr>
           <w:p>
@@ -541,12 +517,12 @@
         <w:tblW w:w="9990" w:type="dxa"/>
         <w:tblInd w:w="108" w:type="dxa"/>
         <w:tblBorders>
-          <w:top w:val="single" w:color="auto" w:sz="4" w:space="0"/>
-          <w:left w:val="single" w:color="auto" w:sz="4" w:space="0"/>
-          <w:bottom w:val="single" w:color="auto" w:sz="4" w:space="0"/>
-          <w:right w:val="single" w:color="auto" w:sz="4" w:space="0"/>
-          <w:insideH w:val="single" w:color="auto" w:sz="4" w:space="0"/>
-          <w:insideV w:val="single" w:color="auto" w:sz="4" w:space="0"/>
+          <w:top w:val="single" w:sz="4" w:space="0" w:color="auto"/>
+          <w:left w:val="single" w:sz="4" w:space="0" w:color="auto"/>
+          <w:bottom w:val="single" w:sz="4" w:space="0" w:color="auto"/>
+          <w:right w:val="single" w:sz="4" w:space="0" w:color="auto"/>
+          <w:insideH w:val="single" w:sz="4" w:space="0" w:color="auto"/>
+          <w:insideV w:val="single" w:sz="4" w:space="0" w:color="auto"/>
         </w:tblBorders>
         <w:tblLook w:val="01E0" w:firstRow="1" w:lastRow="1" w:firstColumn="1" w:lastColumn="1" w:noHBand="0" w:noVBand="0"/>
       </w:tblPr>
@@ -1045,12 +1021,12 @@
         <w:tblW w:w="9990" w:type="dxa"/>
         <w:tblInd w:w="108" w:type="dxa"/>
         <w:tblBorders>
-          <w:top w:val="single" w:color="auto" w:sz="4" w:space="0"/>
-          <w:left w:val="single" w:color="auto" w:sz="4" w:space="0"/>
-          <w:bottom w:val="single" w:color="auto" w:sz="4" w:space="0"/>
-          <w:right w:val="single" w:color="auto" w:sz="4" w:space="0"/>
-          <w:insideH w:val="single" w:color="auto" w:sz="4" w:space="0"/>
-          <w:insideV w:val="single" w:color="auto" w:sz="4" w:space="0"/>
+          <w:top w:val="single" w:sz="4" w:space="0" w:color="auto"/>
+          <w:left w:val="single" w:sz="4" w:space="0" w:color="auto"/>
+          <w:bottom w:val="single" w:sz="4" w:space="0" w:color="auto"/>
+          <w:right w:val="single" w:sz="4" w:space="0" w:color="auto"/>
+          <w:insideH w:val="single" w:sz="4" w:space="0" w:color="auto"/>
+          <w:insideV w:val="single" w:sz="4" w:space="0" w:color="auto"/>
         </w:tblBorders>
         <w:tblLook w:val="01E0" w:firstRow="1" w:lastRow="1" w:firstColumn="1" w:lastColumn="1" w:noHBand="0" w:noVBand="0"/>
       </w:tblPr>
@@ -1197,12 +1173,12 @@
         <w:tblW w:w="9990" w:type="dxa"/>
         <w:tblInd w:w="108" w:type="dxa"/>
         <w:tblBorders>
-          <w:top w:val="single" w:color="auto" w:sz="4" w:space="0"/>
-          <w:left w:val="single" w:color="auto" w:sz="4" w:space="0"/>
-          <w:bottom w:val="single" w:color="auto" w:sz="4" w:space="0"/>
-          <w:right w:val="single" w:color="auto" w:sz="4" w:space="0"/>
-          <w:insideH w:val="single" w:color="auto" w:sz="4" w:space="0"/>
-          <w:insideV w:val="single" w:color="auto" w:sz="4" w:space="0"/>
+          <w:top w:val="single" w:sz="4" w:space="0" w:color="auto"/>
+          <w:left w:val="single" w:sz="4" w:space="0" w:color="auto"/>
+          <w:bottom w:val="single" w:sz="4" w:space="0" w:color="auto"/>
+          <w:right w:val="single" w:sz="4" w:space="0" w:color="auto"/>
+          <w:insideH w:val="single" w:sz="4" w:space="0" w:color="auto"/>
+          <w:insideV w:val="single" w:sz="4" w:space="0" w:color="auto"/>
         </w:tblBorders>
         <w:tblLook w:val="01E0" w:firstRow="1" w:lastRow="1" w:firstColumn="1" w:lastColumn="1" w:noHBand="0" w:noVBand="0"/>
       </w:tblPr>
@@ -1819,12 +1795,12 @@
         <w:tblW w:w="9808" w:type="dxa"/>
         <w:tblInd w:w="108" w:type="dxa"/>
         <w:tblBorders>
-          <w:top w:val="single" w:color="auto" w:sz="4" w:space="0"/>
-          <w:left w:val="single" w:color="auto" w:sz="4" w:space="0"/>
-          <w:bottom w:val="single" w:color="auto" w:sz="4" w:space="0"/>
-          <w:right w:val="single" w:color="auto" w:sz="4" w:space="0"/>
-          <w:insideH w:val="single" w:color="auto" w:sz="4" w:space="0"/>
-          <w:insideV w:val="single" w:color="auto" w:sz="4" w:space="0"/>
+          <w:top w:val="single" w:sz="4" w:space="0" w:color="auto"/>
+          <w:left w:val="single" w:sz="4" w:space="0" w:color="auto"/>
+          <w:bottom w:val="single" w:sz="4" w:space="0" w:color="auto"/>
+          <w:right w:val="single" w:sz="4" w:space="0" w:color="auto"/>
+          <w:insideH w:val="single" w:sz="4" w:space="0" w:color="auto"/>
+          <w:insideV w:val="single" w:sz="4" w:space="0" w:color="auto"/>
         </w:tblBorders>
         <w:tblLook w:val="01E0" w:firstRow="1" w:lastRow="1" w:firstColumn="1" w:lastColumn="1" w:noHBand="0" w:noVBand="0"/>
       </w:tblPr>
@@ -1844,10 +1820,10 @@
           <w:tcPr>
             <w:tcW w:w="530" w:type="dxa"/>
             <w:tcBorders>
-              <w:top w:val="single" w:color="auto" w:sz="4" w:space="0"/>
-              <w:left w:val="single" w:color="auto" w:sz="4" w:space="0"/>
-              <w:bottom w:val="single" w:color="auto" w:sz="4" w:space="0"/>
-              <w:right w:val="single" w:color="auto" w:sz="4" w:space="0"/>
+              <w:top w:val="single" w:sz="4" w:space="0" w:color="auto"/>
+              <w:left w:val="single" w:sz="4" w:space="0" w:color="auto"/>
+              <w:bottom w:val="single" w:sz="4" w:space="0" w:color="auto"/>
+              <w:right w:val="single" w:sz="4" w:space="0" w:color="auto"/>
             </w:tcBorders>
             <w:shd w:val="clear" w:color="auto" w:fill="D9D9D9"/>
           </w:tcPr>
@@ -1872,10 +1848,10 @@
             <w:tcW w:w="4715" w:type="dxa"/>
             <w:gridSpan w:val="2"/>
             <w:tcBorders>
-              <w:top w:val="single" w:color="auto" w:sz="4" w:space="0"/>
-              <w:left w:val="single" w:color="auto" w:sz="4" w:space="0"/>
-              <w:bottom w:val="single" w:color="auto" w:sz="4" w:space="0"/>
-              <w:right w:val="single" w:color="auto" w:sz="4" w:space="0"/>
+              <w:top w:val="single" w:sz="4" w:space="0" w:color="auto"/>
+              <w:left w:val="single" w:sz="4" w:space="0" w:color="auto"/>
+              <w:bottom w:val="single" w:sz="4" w:space="0" w:color="auto"/>
+              <w:right w:val="single" w:sz="4" w:space="0" w:color="auto"/>
             </w:tcBorders>
             <w:shd w:val="clear" w:color="auto" w:fill="D9D9D9"/>
           </w:tcPr>
@@ -1899,10 +1875,10 @@
           <w:tcPr>
             <w:tcW w:w="2126" w:type="dxa"/>
             <w:tcBorders>
-              <w:top w:val="single" w:color="auto" w:sz="4" w:space="0"/>
-              <w:left w:val="single" w:color="auto" w:sz="4" w:space="0"/>
-              <w:bottom w:val="single" w:color="auto" w:sz="4" w:space="0"/>
-              <w:right w:val="single" w:color="auto" w:sz="4" w:space="0"/>
+              <w:top w:val="single" w:sz="4" w:space="0" w:color="auto"/>
+              <w:left w:val="single" w:sz="4" w:space="0" w:color="auto"/>
+              <w:bottom w:val="single" w:sz="4" w:space="0" w:color="auto"/>
+              <w:right w:val="single" w:sz="4" w:space="0" w:color="auto"/>
             </w:tcBorders>
             <w:shd w:val="clear" w:color="auto" w:fill="D9D9D9"/>
           </w:tcPr>
@@ -1927,10 +1903,10 @@
             <w:tcW w:w="2437" w:type="dxa"/>
             <w:gridSpan w:val="2"/>
             <w:tcBorders>
-              <w:top w:val="single" w:color="auto" w:sz="4" w:space="0"/>
-              <w:left w:val="single" w:color="auto" w:sz="4" w:space="0"/>
-              <w:bottom w:val="single" w:color="auto" w:sz="4" w:space="0"/>
-              <w:right w:val="single" w:color="auto" w:sz="4" w:space="0"/>
+              <w:top w:val="single" w:sz="4" w:space="0" w:color="auto"/>
+              <w:left w:val="single" w:sz="4" w:space="0" w:color="auto"/>
+              <w:bottom w:val="single" w:sz="4" w:space="0" w:color="auto"/>
+              <w:right w:val="single" w:sz="4" w:space="0" w:color="auto"/>
             </w:tcBorders>
             <w:shd w:val="clear" w:color="auto" w:fill="D9D9D9"/>
           </w:tcPr>
@@ -2359,19 +2335,11 @@
                 <w:rFonts w:ascii="Calibri" w:hAnsi="Calibri" w:cs="Calibri"/>
               </w:rPr>
             </w:pPr>
-            <w:proofErr w:type="spellStart"/>
-            <w:r>
-              <w:rPr>
-                <w:rFonts w:ascii="Calibri" w:hAnsi="Calibri" w:cs="Calibri"/>
-              </w:rPr>
-              <w:t>Zaf</w:t>
-            </w:r>
-            <w:proofErr w:type="spellEnd"/>
-            <w:r>
-              <w:rPr>
-                <w:rFonts w:ascii="Calibri" w:hAnsi="Calibri" w:cs="Calibri"/>
-              </w:rPr>
-              <w:t xml:space="preserve">, </w:t>
+            <w:r>
+              <w:rPr>
+                <w:rFonts w:ascii="Calibri" w:hAnsi="Calibri" w:cs="Calibri"/>
+              </w:rPr>
+              <w:t xml:space="preserve">Zaf, </w:t>
             </w:r>
             <w:r>
               <w:rPr>
@@ -2460,14 +2428,12 @@
               </w:rPr>
               <w:t xml:space="preserve">Larissa, </w:t>
             </w:r>
-            <w:proofErr w:type="spellStart"/>
             <w:r>
               <w:rPr>
                 <w:rFonts w:ascii="Calibri" w:hAnsi="Calibri" w:cs="Calibri"/>
               </w:rPr>
               <w:t>Zaf</w:t>
             </w:r>
-            <w:proofErr w:type="spellEnd"/>
           </w:p>
         </w:tc>
         <w:tc>
@@ -2549,14 +2515,12 @@
               </w:rPr>
               <w:t xml:space="preserve">Larissa, </w:t>
             </w:r>
-            <w:proofErr w:type="spellStart"/>
             <w:r>
               <w:rPr>
                 <w:rFonts w:ascii="Calibri" w:hAnsi="Calibri" w:cs="Calibri"/>
               </w:rPr>
               <w:t>Zaf</w:t>
             </w:r>
-            <w:proofErr w:type="spellEnd"/>
           </w:p>
         </w:tc>
         <w:tc>
@@ -2640,16 +2604,8 @@
               <w:rPr>
                 <w:rFonts w:ascii="Calibri" w:hAnsi="Calibri" w:cs="Calibri"/>
               </w:rPr>
-              <w:t xml:space="preserve">, </w:t>
-            </w:r>
-            <w:proofErr w:type="spellStart"/>
-            <w:r>
-              <w:rPr>
-                <w:rFonts w:ascii="Calibri" w:hAnsi="Calibri" w:cs="Calibri"/>
-              </w:rPr>
-              <w:t>Zaf</w:t>
-            </w:r>
-            <w:proofErr w:type="spellEnd"/>
+              <w:t>, Zaf</w:t>
+            </w:r>
           </w:p>
         </w:tc>
         <w:tc>
@@ -3050,12 +3006,12 @@
         <w:tblW w:w="9990" w:type="dxa"/>
         <w:tblInd w:w="108" w:type="dxa"/>
         <w:tblBorders>
-          <w:top w:val="single" w:color="auto" w:sz="4" w:space="0"/>
-          <w:left w:val="single" w:color="auto" w:sz="4" w:space="0"/>
-          <w:bottom w:val="single" w:color="auto" w:sz="4" w:space="0"/>
-          <w:right w:val="single" w:color="auto" w:sz="4" w:space="0"/>
-          <w:insideH w:val="single" w:color="auto" w:sz="4" w:space="0"/>
-          <w:insideV w:val="single" w:color="auto" w:sz="4" w:space="0"/>
+          <w:top w:val="single" w:sz="4" w:space="0" w:color="auto"/>
+          <w:left w:val="single" w:sz="4" w:space="0" w:color="auto"/>
+          <w:bottom w:val="single" w:sz="4" w:space="0" w:color="auto"/>
+          <w:right w:val="single" w:sz="4" w:space="0" w:color="auto"/>
+          <w:insideH w:val="single" w:sz="4" w:space="0" w:color="auto"/>
+          <w:insideV w:val="single" w:sz="4" w:space="0" w:color="auto"/>
         </w:tblBorders>
         <w:tblLook w:val="01E0" w:firstRow="1" w:lastRow="1" w:firstColumn="1" w:lastColumn="1" w:noHBand="0" w:noVBand="0"/>
       </w:tblPr>
@@ -3898,7 +3854,19 @@
               <w:rPr>
                 <w:rFonts w:ascii="Calibri" w:hAnsi="Calibri" w:cs="Calibri"/>
               </w:rPr>
-              <w:t xml:space="preserve">Client contract and Project Charter </w:t>
+              <w:t xml:space="preserve">Client </w:t>
+            </w:r>
+            <w:r>
+              <w:rPr>
+                <w:rFonts w:ascii="Calibri" w:hAnsi="Calibri" w:cs="Calibri"/>
+              </w:rPr>
+              <w:t>C</w:t>
+            </w:r>
+            <w:r>
+              <w:rPr>
+                <w:rFonts w:ascii="Calibri" w:hAnsi="Calibri" w:cs="Calibri"/>
+              </w:rPr>
+              <w:t xml:space="preserve">ontract and Project Charter </w:t>
             </w:r>
             <w:r>
               <w:rPr>
@@ -3936,20 +3904,12 @@
           <w:b/>
         </w:rPr>
       </w:pPr>
-    </w:p>
-    <w:p>
-      <w:pPr>
-        <w:jc w:val="center"/>
-        <w:rPr>
-          <w:rFonts w:ascii="Calibri" w:hAnsi="Calibri" w:cs="Calibri"/>
-          <w:b/>
-        </w:rPr>
-      </w:pPr>
       <w:r>
         <w:rPr>
           <w:rFonts w:ascii="Calibri" w:hAnsi="Calibri" w:cs="Calibri"/>
           <w:b/>
         </w:rPr>
+        <w:lastRenderedPageBreak/>
         <w:t>Summary of Action Items</w:t>
       </w:r>
     </w:p>
@@ -3965,12 +3925,12 @@
         <w:tblW w:w="9990" w:type="dxa"/>
         <w:tblInd w:w="108" w:type="dxa"/>
         <w:tblBorders>
-          <w:top w:val="single" w:color="auto" w:sz="4" w:space="0"/>
-          <w:left w:val="single" w:color="auto" w:sz="4" w:space="0"/>
-          <w:bottom w:val="single" w:color="auto" w:sz="4" w:space="0"/>
-          <w:right w:val="single" w:color="auto" w:sz="4" w:space="0"/>
-          <w:insideH w:val="single" w:color="auto" w:sz="4" w:space="0"/>
-          <w:insideV w:val="single" w:color="auto" w:sz="4" w:space="0"/>
+          <w:top w:val="single" w:sz="4" w:space="0" w:color="auto"/>
+          <w:left w:val="single" w:sz="4" w:space="0" w:color="auto"/>
+          <w:bottom w:val="single" w:sz="4" w:space="0" w:color="auto"/>
+          <w:right w:val="single" w:sz="4" w:space="0" w:color="auto"/>
+          <w:insideH w:val="single" w:sz="4" w:space="0" w:color="auto"/>
+          <w:insideV w:val="single" w:sz="4" w:space="0" w:color="auto"/>
         </w:tblBorders>
         <w:tblLook w:val="01E0" w:firstRow="1" w:lastRow="1" w:firstColumn="1" w:lastColumn="1" w:noHBand="0" w:noVBand="0"/>
       </w:tblPr>
@@ -4595,14 +4555,12 @@
                 <w:rFonts w:ascii="Calibri" w:hAnsi="Calibri" w:cs="Calibri"/>
               </w:rPr>
             </w:pPr>
-            <w:proofErr w:type="spellStart"/>
             <w:r>
               <w:rPr>
                 <w:rFonts w:ascii="Calibri" w:hAnsi="Calibri" w:cs="Calibri"/>
               </w:rPr>
               <w:t>Zaf</w:t>
             </w:r>
-            <w:proofErr w:type="spellEnd"/>
           </w:p>
         </w:tc>
         <w:tc>
@@ -4977,12 +4935,12 @@
         <w:tblW w:w="9990" w:type="dxa"/>
         <w:tblInd w:w="108" w:type="dxa"/>
         <w:tblBorders>
-          <w:top w:val="single" w:color="auto" w:sz="4" w:space="0"/>
-          <w:left w:val="single" w:color="auto" w:sz="4" w:space="0"/>
-          <w:bottom w:val="single" w:color="auto" w:sz="4" w:space="0"/>
-          <w:right w:val="single" w:color="auto" w:sz="4" w:space="0"/>
-          <w:insideH w:val="single" w:color="auto" w:sz="4" w:space="0"/>
-          <w:insideV w:val="single" w:color="auto" w:sz="4" w:space="0"/>
+          <w:top w:val="single" w:sz="4" w:space="0" w:color="auto"/>
+          <w:left w:val="single" w:sz="4" w:space="0" w:color="auto"/>
+          <w:bottom w:val="single" w:sz="4" w:space="0" w:color="auto"/>
+          <w:right w:val="single" w:sz="4" w:space="0" w:color="auto"/>
+          <w:insideH w:val="single" w:sz="4" w:space="0" w:color="auto"/>
+          <w:insideV w:val="single" w:sz="4" w:space="0" w:color="auto"/>
         </w:tblBorders>
         <w:tblLook w:val="01E0" w:firstRow="1" w:lastRow="1" w:firstColumn="1" w:lastColumn="1" w:noHBand="0" w:noVBand="0"/>
       </w:tblPr>
@@ -4996,7 +4954,6 @@
           <w:tcPr>
             <w:tcW w:w="4410" w:type="dxa"/>
             <w:gridSpan w:val="2"/>
-            <w:tcMar/>
             <w:vAlign w:val="center"/>
           </w:tcPr>
           <w:p>
@@ -5032,7 +4989,6 @@
         <w:tc>
           <w:tcPr>
             <w:tcW w:w="5580" w:type="dxa"/>
-            <w:tcMar/>
             <w:vAlign w:val="center"/>
           </w:tcPr>
           <w:p>
@@ -5060,14 +5016,7 @@
                 <w:rFonts w:ascii="Calibri" w:hAnsi="Calibri" w:cs="Calibri"/>
                 <w:bCs/>
               </w:rPr>
-              <w:t>12:00pm</w:t>
-            </w:r>
-            <w:r>
-              <w:rPr>
-                <w:rFonts w:ascii="Calibri" w:hAnsi="Calibri" w:cs="Calibri"/>
-                <w:bCs/>
-              </w:rPr>
-              <w:t xml:space="preserve"> </w:t>
+              <w:t xml:space="preserve">12:00pm </w:t>
             </w:r>
             <w:r>
               <w:rPr>
@@ -5098,7 +5047,6 @@
           <w:tcPr>
             <w:tcW w:w="9990" w:type="dxa"/>
             <w:gridSpan w:val="3"/>
-            <w:tcMar/>
             <w:vAlign w:val="center"/>
           </w:tcPr>
           <w:p>
@@ -5122,7 +5070,6 @@
         <w:tc>
           <w:tcPr>
             <w:tcW w:w="540" w:type="dxa"/>
-            <w:tcMar/>
             <w:vAlign w:val="center"/>
           </w:tcPr>
           <w:p>
@@ -5142,7 +5089,6 @@
           <w:tcPr>
             <w:tcW w:w="9450" w:type="dxa"/>
             <w:gridSpan w:val="2"/>
-            <w:tcMar/>
             <w:vAlign w:val="center"/>
           </w:tcPr>
           <w:p>
@@ -5179,7 +5125,6 @@
         <w:tc>
           <w:tcPr>
             <w:tcW w:w="540" w:type="dxa"/>
-            <w:tcMar/>
             <w:vAlign w:val="center"/>
           </w:tcPr>
           <w:p>
@@ -5199,7 +5144,6 @@
           <w:tcPr>
             <w:tcW w:w="9450" w:type="dxa"/>
             <w:gridSpan w:val="2"/>
-            <w:tcMar/>
             <w:vAlign w:val="center"/>
           </w:tcPr>
           <w:p>
@@ -5224,7 +5168,6 @@
         <w:tc>
           <w:tcPr>
             <w:tcW w:w="540" w:type="dxa"/>
-            <w:tcMar/>
             <w:vAlign w:val="center"/>
           </w:tcPr>
           <w:p>
@@ -5244,7 +5187,6 @@
           <w:tcPr>
             <w:tcW w:w="9450" w:type="dxa"/>
             <w:gridSpan w:val="2"/>
-            <w:tcMar/>
             <w:vAlign w:val="center"/>
           </w:tcPr>
           <w:p>
@@ -5278,7 +5220,7 @@
     <w:sectPr>
       <w:headerReference w:type="default" r:id="rId8"/>
       <w:footerReference w:type="default" r:id="rId9"/>
-      <w:pgSz w:w="12240" w:h="15840" w:orient="portrait"/>
+      <w:pgSz w:w="12240" w:h="15840"/>
       <w:pgMar w:top="2127" w:right="1170" w:bottom="1440" w:left="1170" w:header="720" w:footer="720" w:gutter="0"/>
       <w:cols w:space="720"/>
       <w:docGrid w:linePitch="360"/>
@@ -5315,7 +5257,7 @@
     <w:pPr>
       <w:pStyle w:val="Footer"/>
       <w:pBdr>
-        <w:top w:val="single" w:color="auto" w:sz="4" w:space="1"/>
+        <w:top w:val="single" w:sz="4" w:space="1" w:color="auto"/>
       </w:pBdr>
       <w:rPr>
         <w:rFonts w:ascii="Arial" w:hAnsi="Arial" w:cs="Arial"/>
@@ -5328,7 +5270,7 @@
     <w:pPr>
       <w:pStyle w:val="Footer"/>
       <w:pBdr>
-        <w:top w:val="single" w:color="auto" w:sz="4" w:space="1"/>
+        <w:top w:val="single" w:sz="4" w:space="1" w:color="auto"/>
       </w:pBdr>
       <w:jc w:val="center"/>
       <w:rPr>
@@ -5491,7 +5433,7 @@
         <w:szCs w:val="32"/>
       </w:rPr>
       <w:pict w14:anchorId="29AEB979">
-        <v:shapetype id="_x0000_t75" coordsize="21600,21600" filled="f" stroked="f" o:spt="75" o:preferrelative="t" path="m@4@5l@4@11@9@11@9@5xe">
+        <v:shapetype id="_x0000_t75" coordsize="21600,21600" o:spt="75" o:preferrelative="t" path="m@4@5l@4@11@9@11@9@5xe" filled="f" stroked="f">
           <v:stroke joinstyle="miter"/>
           <v:formulas>
             <v:f eqn="if lineDrawn pixelLineWidth 0"/>
@@ -5507,11 +5449,11 @@
             <v:f eqn="prod @7 21600 pixelHeight"/>
             <v:f eqn="sum @10 21600 0"/>
           </v:formulas>
-          <v:path gradientshapeok="t" o:connecttype="rect" o:extrusionok="f"/>
+          <v:path o:extrusionok="f" gradientshapeok="t" o:connecttype="rect"/>
           <o:lock v:ext="edit" aspectratio="t"/>
         </v:shapetype>
-        <v:shape id="_x0000_s1025" style="position:absolute;left:0;text-align:left;margin-left:-57.65pt;margin-top:-35.55pt;width:610.4pt;height:100.2pt;z-index:251657728" type="#_x0000_t75">
-          <v:imagedata o:title="Untitled-4" r:id="rId1"/>
+        <v:shape id="_x0000_s1025" type="#_x0000_t75" style="position:absolute;left:0;text-align:left;margin-left:-57.65pt;margin-top:-35.55pt;width:610.4pt;height:100.2pt;z-index:251657728">
+          <v:imagedata r:id="rId1" o:title="Untitled-4"/>
           <w10:wrap type="square"/>
         </v:shape>
       </w:pict>
@@ -5567,7 +5509,7 @@
     <w:pPr>
       <w:pStyle w:val="Header"/>
       <w:pBdr>
-        <w:bottom w:val="single" w:color="auto" w:sz="4" w:space="1"/>
+        <w:bottom w:val="single" w:sz="4" w:space="1" w:color="auto"/>
       </w:pBdr>
     </w:pPr>
   </w:p>
@@ -5877,7 +5819,7 @@
         <w:ind w:left="360" w:hanging="360"/>
       </w:pPr>
       <w:rPr>
-        <w:rFonts w:hint="default" w:ascii="Symbol" w:hAnsi="Symbol"/>
+        <w:rFonts w:ascii="Symbol" w:hAnsi="Symbol" w:hint="default"/>
       </w:rPr>
     </w:lvl>
     <w:lvl w:ilvl="1" w:tplc="14090003" w:tentative="1">
@@ -5889,7 +5831,7 @@
         <w:ind w:left="1080" w:hanging="360"/>
       </w:pPr>
       <w:rPr>
-        <w:rFonts w:hint="default" w:ascii="Courier New" w:hAnsi="Courier New" w:cs="Courier New"/>
+        <w:rFonts w:ascii="Courier New" w:hAnsi="Courier New" w:cs="Courier New" w:hint="default"/>
       </w:rPr>
     </w:lvl>
     <w:lvl w:ilvl="2" w:tplc="14090005" w:tentative="1">
@@ -5901,7 +5843,7 @@
         <w:ind w:left="1800" w:hanging="360"/>
       </w:pPr>
       <w:rPr>
-        <w:rFonts w:hint="default" w:ascii="Wingdings" w:hAnsi="Wingdings"/>
+        <w:rFonts w:ascii="Wingdings" w:hAnsi="Wingdings" w:hint="default"/>
       </w:rPr>
     </w:lvl>
     <w:lvl w:ilvl="3" w:tplc="14090001" w:tentative="1">
@@ -5913,7 +5855,7 @@
         <w:ind w:left="2520" w:hanging="360"/>
       </w:pPr>
       <w:rPr>
-        <w:rFonts w:hint="default" w:ascii="Symbol" w:hAnsi="Symbol"/>
+        <w:rFonts w:ascii="Symbol" w:hAnsi="Symbol" w:hint="default"/>
       </w:rPr>
     </w:lvl>
     <w:lvl w:ilvl="4" w:tplc="14090003" w:tentative="1">
@@ -5925,7 +5867,7 @@
         <w:ind w:left="3240" w:hanging="360"/>
       </w:pPr>
       <w:rPr>
-        <w:rFonts w:hint="default" w:ascii="Courier New" w:hAnsi="Courier New" w:cs="Courier New"/>
+        <w:rFonts w:ascii="Courier New" w:hAnsi="Courier New" w:cs="Courier New" w:hint="default"/>
       </w:rPr>
     </w:lvl>
     <w:lvl w:ilvl="5" w:tplc="14090005" w:tentative="1">
@@ -5937,7 +5879,7 @@
         <w:ind w:left="3960" w:hanging="360"/>
       </w:pPr>
       <w:rPr>
-        <w:rFonts w:hint="default" w:ascii="Wingdings" w:hAnsi="Wingdings"/>
+        <w:rFonts w:ascii="Wingdings" w:hAnsi="Wingdings" w:hint="default"/>
       </w:rPr>
     </w:lvl>
     <w:lvl w:ilvl="6" w:tplc="14090001" w:tentative="1">
@@ -5949,7 +5891,7 @@
         <w:ind w:left="4680" w:hanging="360"/>
       </w:pPr>
       <w:rPr>
-        <w:rFonts w:hint="default" w:ascii="Symbol" w:hAnsi="Symbol"/>
+        <w:rFonts w:ascii="Symbol" w:hAnsi="Symbol" w:hint="default"/>
       </w:rPr>
     </w:lvl>
     <w:lvl w:ilvl="7" w:tplc="14090003" w:tentative="1">
@@ -5961,7 +5903,7 @@
         <w:ind w:left="5400" w:hanging="360"/>
       </w:pPr>
       <w:rPr>
-        <w:rFonts w:hint="default" w:ascii="Courier New" w:hAnsi="Courier New" w:cs="Courier New"/>
+        <w:rFonts w:ascii="Courier New" w:hAnsi="Courier New" w:cs="Courier New" w:hint="default"/>
       </w:rPr>
     </w:lvl>
     <w:lvl w:ilvl="8" w:tplc="14090005" w:tentative="1">
@@ -5973,7 +5915,7 @@
         <w:ind w:left="6120" w:hanging="360"/>
       </w:pPr>
       <w:rPr>
-        <w:rFonts w:hint="default" w:ascii="Wingdings" w:hAnsi="Wingdings"/>
+        <w:rFonts w:ascii="Wingdings" w:hAnsi="Wingdings" w:hint="default"/>
       </w:rPr>
     </w:lvl>
   </w:abstractNum>
@@ -5990,7 +5932,7 @@
         <w:ind w:left="720" w:hanging="360"/>
       </w:pPr>
       <w:rPr>
-        <w:rFonts w:hint="default" w:ascii="Wingdings" w:hAnsi="Wingdings" w:eastAsia="Times New Roman" w:cs="Calibri"/>
+        <w:rFonts w:ascii="Wingdings" w:eastAsia="Times New Roman" w:hAnsi="Wingdings" w:cs="Calibri" w:hint="default"/>
       </w:rPr>
     </w:lvl>
     <w:lvl w:ilvl="1" w:tplc="14090003" w:tentative="1">
@@ -6002,7 +5944,7 @@
         <w:ind w:left="1440" w:hanging="360"/>
       </w:pPr>
       <w:rPr>
-        <w:rFonts w:hint="default" w:ascii="Courier New" w:hAnsi="Courier New" w:cs="Courier New"/>
+        <w:rFonts w:ascii="Courier New" w:hAnsi="Courier New" w:cs="Courier New" w:hint="default"/>
       </w:rPr>
     </w:lvl>
     <w:lvl w:ilvl="2" w:tplc="14090005" w:tentative="1">
@@ -6014,7 +5956,7 @@
         <w:ind w:left="2160" w:hanging="360"/>
       </w:pPr>
       <w:rPr>
-        <w:rFonts w:hint="default" w:ascii="Wingdings" w:hAnsi="Wingdings"/>
+        <w:rFonts w:ascii="Wingdings" w:hAnsi="Wingdings" w:hint="default"/>
       </w:rPr>
     </w:lvl>
     <w:lvl w:ilvl="3" w:tplc="14090001" w:tentative="1">
@@ -6026,7 +5968,7 @@
         <w:ind w:left="2880" w:hanging="360"/>
       </w:pPr>
       <w:rPr>
-        <w:rFonts w:hint="default" w:ascii="Symbol" w:hAnsi="Symbol"/>
+        <w:rFonts w:ascii="Symbol" w:hAnsi="Symbol" w:hint="default"/>
       </w:rPr>
     </w:lvl>
     <w:lvl w:ilvl="4" w:tplc="14090003" w:tentative="1">
@@ -6038,7 +5980,7 @@
         <w:ind w:left="3600" w:hanging="360"/>
       </w:pPr>
       <w:rPr>
-        <w:rFonts w:hint="default" w:ascii="Courier New" w:hAnsi="Courier New" w:cs="Courier New"/>
+        <w:rFonts w:ascii="Courier New" w:hAnsi="Courier New" w:cs="Courier New" w:hint="default"/>
       </w:rPr>
     </w:lvl>
     <w:lvl w:ilvl="5" w:tplc="14090005" w:tentative="1">
@@ -6050,7 +5992,7 @@
         <w:ind w:left="4320" w:hanging="360"/>
       </w:pPr>
       <w:rPr>
-        <w:rFonts w:hint="default" w:ascii="Wingdings" w:hAnsi="Wingdings"/>
+        <w:rFonts w:ascii="Wingdings" w:hAnsi="Wingdings" w:hint="default"/>
       </w:rPr>
     </w:lvl>
     <w:lvl w:ilvl="6" w:tplc="14090001" w:tentative="1">
@@ -6062,7 +6004,7 @@
         <w:ind w:left="5040" w:hanging="360"/>
       </w:pPr>
       <w:rPr>
-        <w:rFonts w:hint="default" w:ascii="Symbol" w:hAnsi="Symbol"/>
+        <w:rFonts w:ascii="Symbol" w:hAnsi="Symbol" w:hint="default"/>
       </w:rPr>
     </w:lvl>
     <w:lvl w:ilvl="7" w:tplc="14090003" w:tentative="1">
@@ -6074,7 +6016,7 @@
         <w:ind w:left="5760" w:hanging="360"/>
       </w:pPr>
       <w:rPr>
-        <w:rFonts w:hint="default" w:ascii="Courier New" w:hAnsi="Courier New" w:cs="Courier New"/>
+        <w:rFonts w:ascii="Courier New" w:hAnsi="Courier New" w:cs="Courier New" w:hint="default"/>
       </w:rPr>
     </w:lvl>
     <w:lvl w:ilvl="8" w:tplc="14090005" w:tentative="1">
@@ -6086,7 +6028,7 @@
         <w:ind w:left="6480" w:hanging="360"/>
       </w:pPr>
       <w:rPr>
-        <w:rFonts w:hint="default" w:ascii="Wingdings" w:hAnsi="Wingdings"/>
+        <w:rFonts w:ascii="Wingdings" w:hAnsi="Wingdings" w:hint="default"/>
       </w:rPr>
     </w:lvl>
   </w:abstractNum>
@@ -6103,7 +6045,7 @@
         <w:ind w:left="720" w:hanging="360"/>
       </w:pPr>
       <w:rPr>
-        <w:rFonts w:hint="default" w:ascii="Symbol" w:hAnsi="Symbol"/>
+        <w:rFonts w:ascii="Symbol" w:hAnsi="Symbol" w:hint="default"/>
       </w:rPr>
     </w:lvl>
     <w:lvl w:ilvl="1" w:tplc="14090003" w:tentative="1">
@@ -6115,7 +6057,7 @@
         <w:ind w:left="1440" w:hanging="360"/>
       </w:pPr>
       <w:rPr>
-        <w:rFonts w:hint="default" w:ascii="Courier New" w:hAnsi="Courier New" w:cs="Courier New"/>
+        <w:rFonts w:ascii="Courier New" w:hAnsi="Courier New" w:cs="Courier New" w:hint="default"/>
       </w:rPr>
     </w:lvl>
     <w:lvl w:ilvl="2" w:tplc="14090005" w:tentative="1">
@@ -6127,7 +6069,7 @@
         <w:ind w:left="2160" w:hanging="360"/>
       </w:pPr>
       <w:rPr>
-        <w:rFonts w:hint="default" w:ascii="Wingdings" w:hAnsi="Wingdings"/>
+        <w:rFonts w:ascii="Wingdings" w:hAnsi="Wingdings" w:hint="default"/>
       </w:rPr>
     </w:lvl>
     <w:lvl w:ilvl="3" w:tplc="14090001" w:tentative="1">
@@ -6139,7 +6081,7 @@
         <w:ind w:left="2880" w:hanging="360"/>
       </w:pPr>
       <w:rPr>
-        <w:rFonts w:hint="default" w:ascii="Symbol" w:hAnsi="Symbol"/>
+        <w:rFonts w:ascii="Symbol" w:hAnsi="Symbol" w:hint="default"/>
       </w:rPr>
     </w:lvl>
     <w:lvl w:ilvl="4" w:tplc="14090003" w:tentative="1">
@@ -6151,7 +6093,7 @@
         <w:ind w:left="3600" w:hanging="360"/>
       </w:pPr>
       <w:rPr>
-        <w:rFonts w:hint="default" w:ascii="Courier New" w:hAnsi="Courier New" w:cs="Courier New"/>
+        <w:rFonts w:ascii="Courier New" w:hAnsi="Courier New" w:cs="Courier New" w:hint="default"/>
       </w:rPr>
     </w:lvl>
     <w:lvl w:ilvl="5" w:tplc="14090005" w:tentative="1">
@@ -6163,7 +6105,7 @@
         <w:ind w:left="4320" w:hanging="360"/>
       </w:pPr>
       <w:rPr>
-        <w:rFonts w:hint="default" w:ascii="Wingdings" w:hAnsi="Wingdings"/>
+        <w:rFonts w:ascii="Wingdings" w:hAnsi="Wingdings" w:hint="default"/>
       </w:rPr>
     </w:lvl>
     <w:lvl w:ilvl="6" w:tplc="14090001" w:tentative="1">
@@ -6175,7 +6117,7 @@
         <w:ind w:left="5040" w:hanging="360"/>
       </w:pPr>
       <w:rPr>
-        <w:rFonts w:hint="default" w:ascii="Symbol" w:hAnsi="Symbol"/>
+        <w:rFonts w:ascii="Symbol" w:hAnsi="Symbol" w:hint="default"/>
       </w:rPr>
     </w:lvl>
     <w:lvl w:ilvl="7" w:tplc="14090003" w:tentative="1">
@@ -6187,7 +6129,7 @@
         <w:ind w:left="5760" w:hanging="360"/>
       </w:pPr>
       <w:rPr>
-        <w:rFonts w:hint="default" w:ascii="Courier New" w:hAnsi="Courier New" w:cs="Courier New"/>
+        <w:rFonts w:ascii="Courier New" w:hAnsi="Courier New" w:cs="Courier New" w:hint="default"/>
       </w:rPr>
     </w:lvl>
     <w:lvl w:ilvl="8" w:tplc="14090005" w:tentative="1">
@@ -6199,7 +6141,7 @@
         <w:ind w:left="6480" w:hanging="360"/>
       </w:pPr>
       <w:rPr>
-        <w:rFonts w:hint="default" w:ascii="Wingdings" w:hAnsi="Wingdings"/>
+        <w:rFonts w:ascii="Wingdings" w:hAnsi="Wingdings" w:hint="default"/>
       </w:rPr>
     </w:lvl>
   </w:abstractNum>
@@ -6652,7 +6594,7 @@
         <w:ind w:left="360" w:hanging="360"/>
       </w:pPr>
       <w:rPr>
-        <w:rFonts w:hint="default" w:ascii="Symbol" w:hAnsi="Symbol"/>
+        <w:rFonts w:ascii="Symbol" w:hAnsi="Symbol" w:hint="default"/>
       </w:rPr>
     </w:lvl>
     <w:lvl w:ilvl="1" w:tplc="14090003" w:tentative="1">
@@ -6664,7 +6606,7 @@
         <w:ind w:left="1080" w:hanging="360"/>
       </w:pPr>
       <w:rPr>
-        <w:rFonts w:hint="default" w:ascii="Courier New" w:hAnsi="Courier New" w:cs="Courier New"/>
+        <w:rFonts w:ascii="Courier New" w:hAnsi="Courier New" w:cs="Courier New" w:hint="default"/>
       </w:rPr>
     </w:lvl>
     <w:lvl w:ilvl="2" w:tplc="14090005" w:tentative="1">
@@ -6676,7 +6618,7 @@
         <w:ind w:left="1800" w:hanging="360"/>
       </w:pPr>
       <w:rPr>
-        <w:rFonts w:hint="default" w:ascii="Wingdings" w:hAnsi="Wingdings"/>
+        <w:rFonts w:ascii="Wingdings" w:hAnsi="Wingdings" w:hint="default"/>
       </w:rPr>
     </w:lvl>
     <w:lvl w:ilvl="3" w:tplc="14090001" w:tentative="1">
@@ -6688,7 +6630,7 @@
         <w:ind w:left="2520" w:hanging="360"/>
       </w:pPr>
       <w:rPr>
-        <w:rFonts w:hint="default" w:ascii="Symbol" w:hAnsi="Symbol"/>
+        <w:rFonts w:ascii="Symbol" w:hAnsi="Symbol" w:hint="default"/>
       </w:rPr>
     </w:lvl>
     <w:lvl w:ilvl="4" w:tplc="14090003" w:tentative="1">
@@ -6700,7 +6642,7 @@
         <w:ind w:left="3240" w:hanging="360"/>
       </w:pPr>
       <w:rPr>
-        <w:rFonts w:hint="default" w:ascii="Courier New" w:hAnsi="Courier New" w:cs="Courier New"/>
+        <w:rFonts w:ascii="Courier New" w:hAnsi="Courier New" w:cs="Courier New" w:hint="default"/>
       </w:rPr>
     </w:lvl>
     <w:lvl w:ilvl="5" w:tplc="14090005" w:tentative="1">
@@ -6712,7 +6654,7 @@
         <w:ind w:left="3960" w:hanging="360"/>
       </w:pPr>
       <w:rPr>
-        <w:rFonts w:hint="default" w:ascii="Wingdings" w:hAnsi="Wingdings"/>
+        <w:rFonts w:ascii="Wingdings" w:hAnsi="Wingdings" w:hint="default"/>
       </w:rPr>
     </w:lvl>
     <w:lvl w:ilvl="6" w:tplc="14090001" w:tentative="1">
@@ -6724,7 +6666,7 @@
         <w:ind w:left="4680" w:hanging="360"/>
       </w:pPr>
       <w:rPr>
-        <w:rFonts w:hint="default" w:ascii="Symbol" w:hAnsi="Symbol"/>
+        <w:rFonts w:ascii="Symbol" w:hAnsi="Symbol" w:hint="default"/>
       </w:rPr>
     </w:lvl>
     <w:lvl w:ilvl="7" w:tplc="14090003" w:tentative="1">
@@ -6736,7 +6678,7 @@
         <w:ind w:left="5400" w:hanging="360"/>
       </w:pPr>
       <w:rPr>
-        <w:rFonts w:hint="default" w:ascii="Courier New" w:hAnsi="Courier New" w:cs="Courier New"/>
+        <w:rFonts w:ascii="Courier New" w:hAnsi="Courier New" w:cs="Courier New" w:hint="default"/>
       </w:rPr>
     </w:lvl>
     <w:lvl w:ilvl="8" w:tplc="14090005" w:tentative="1">
@@ -6748,7 +6690,7 @@
         <w:ind w:left="6120" w:hanging="360"/>
       </w:pPr>
       <w:rPr>
-        <w:rFonts w:hint="default" w:ascii="Wingdings" w:hAnsi="Wingdings"/>
+        <w:rFonts w:ascii="Wingdings" w:hAnsi="Wingdings" w:hint="default"/>
       </w:rPr>
     </w:lvl>
   </w:abstractNum>
@@ -7581,7 +7523,7 @@
         <w:ind w:left="720" w:hanging="360"/>
       </w:pPr>
       <w:rPr>
-        <w:rFonts w:hint="default" w:ascii="Symbol" w:hAnsi="Symbol"/>
+        <w:rFonts w:ascii="Symbol" w:hAnsi="Symbol" w:hint="default"/>
       </w:rPr>
     </w:lvl>
     <w:lvl w:ilvl="1" w:tplc="14090003">
@@ -7593,7 +7535,7 @@
         <w:ind w:left="1440" w:hanging="360"/>
       </w:pPr>
       <w:rPr>
-        <w:rFonts w:hint="default" w:ascii="Courier New" w:hAnsi="Courier New" w:cs="Courier New"/>
+        <w:rFonts w:ascii="Courier New" w:hAnsi="Courier New" w:cs="Courier New" w:hint="default"/>
       </w:rPr>
     </w:lvl>
     <w:lvl w:ilvl="2" w:tplc="14090005" w:tentative="1">
@@ -7605,7 +7547,7 @@
         <w:ind w:left="2160" w:hanging="360"/>
       </w:pPr>
       <w:rPr>
-        <w:rFonts w:hint="default" w:ascii="Wingdings" w:hAnsi="Wingdings"/>
+        <w:rFonts w:ascii="Wingdings" w:hAnsi="Wingdings" w:hint="default"/>
       </w:rPr>
     </w:lvl>
     <w:lvl w:ilvl="3" w:tplc="14090001" w:tentative="1">
@@ -7617,7 +7559,7 @@
         <w:ind w:left="2880" w:hanging="360"/>
       </w:pPr>
       <w:rPr>
-        <w:rFonts w:hint="default" w:ascii="Symbol" w:hAnsi="Symbol"/>
+        <w:rFonts w:ascii="Symbol" w:hAnsi="Symbol" w:hint="default"/>
       </w:rPr>
     </w:lvl>
     <w:lvl w:ilvl="4" w:tplc="14090003" w:tentative="1">
@@ -7629,7 +7571,7 @@
         <w:ind w:left="3600" w:hanging="360"/>
       </w:pPr>
       <w:rPr>
-        <w:rFonts w:hint="default" w:ascii="Courier New" w:hAnsi="Courier New" w:cs="Courier New"/>
+        <w:rFonts w:ascii="Courier New" w:hAnsi="Courier New" w:cs="Courier New" w:hint="default"/>
       </w:rPr>
     </w:lvl>
     <w:lvl w:ilvl="5" w:tplc="14090005" w:tentative="1">
@@ -7641,7 +7583,7 @@
         <w:ind w:left="4320" w:hanging="360"/>
       </w:pPr>
       <w:rPr>
-        <w:rFonts w:hint="default" w:ascii="Wingdings" w:hAnsi="Wingdings"/>
+        <w:rFonts w:ascii="Wingdings" w:hAnsi="Wingdings" w:hint="default"/>
       </w:rPr>
     </w:lvl>
     <w:lvl w:ilvl="6" w:tplc="14090001" w:tentative="1">
@@ -7653,7 +7595,7 @@
         <w:ind w:left="5040" w:hanging="360"/>
       </w:pPr>
       <w:rPr>
-        <w:rFonts w:hint="default" w:ascii="Symbol" w:hAnsi="Symbol"/>
+        <w:rFonts w:ascii="Symbol" w:hAnsi="Symbol" w:hint="default"/>
       </w:rPr>
     </w:lvl>
     <w:lvl w:ilvl="7" w:tplc="14090003" w:tentative="1">
@@ -7665,7 +7607,7 @@
         <w:ind w:left="5760" w:hanging="360"/>
       </w:pPr>
       <w:rPr>
-        <w:rFonts w:hint="default" w:ascii="Courier New" w:hAnsi="Courier New" w:cs="Courier New"/>
+        <w:rFonts w:ascii="Courier New" w:hAnsi="Courier New" w:cs="Courier New" w:hint="default"/>
       </w:rPr>
     </w:lvl>
     <w:lvl w:ilvl="8" w:tplc="14090005" w:tentative="1">
@@ -7677,7 +7619,7 @@
         <w:ind w:left="6480" w:hanging="360"/>
       </w:pPr>
       <w:rPr>
-        <w:rFonts w:hint="default" w:ascii="Wingdings" w:hAnsi="Wingdings"/>
+        <w:rFonts w:ascii="Wingdings" w:hAnsi="Wingdings" w:hint="default"/>
       </w:rPr>
     </w:lvl>
   </w:abstractNum>
@@ -7694,7 +7636,7 @@
         <w:ind w:left="720" w:hanging="360"/>
       </w:pPr>
       <w:rPr>
-        <w:rFonts w:hint="default" w:ascii="Calibri" w:hAnsi="Calibri" w:eastAsia="Times New Roman" w:cs="Calibri"/>
+        <w:rFonts w:ascii="Calibri" w:eastAsia="Times New Roman" w:hAnsi="Calibri" w:cs="Calibri" w:hint="default"/>
       </w:rPr>
     </w:lvl>
     <w:lvl w:ilvl="1" w:tplc="14090003" w:tentative="1">
@@ -7706,7 +7648,7 @@
         <w:ind w:left="1440" w:hanging="360"/>
       </w:pPr>
       <w:rPr>
-        <w:rFonts w:hint="default" w:ascii="Courier New" w:hAnsi="Courier New" w:cs="Courier New"/>
+        <w:rFonts w:ascii="Courier New" w:hAnsi="Courier New" w:cs="Courier New" w:hint="default"/>
       </w:rPr>
     </w:lvl>
     <w:lvl w:ilvl="2" w:tplc="14090005" w:tentative="1">
@@ -7718,7 +7660,7 @@
         <w:ind w:left="2160" w:hanging="360"/>
       </w:pPr>
       <w:rPr>
-        <w:rFonts w:hint="default" w:ascii="Wingdings" w:hAnsi="Wingdings"/>
+        <w:rFonts w:ascii="Wingdings" w:hAnsi="Wingdings" w:hint="default"/>
       </w:rPr>
     </w:lvl>
     <w:lvl w:ilvl="3" w:tplc="14090001" w:tentative="1">
@@ -7730,7 +7672,7 @@
         <w:ind w:left="2880" w:hanging="360"/>
       </w:pPr>
       <w:rPr>
-        <w:rFonts w:hint="default" w:ascii="Symbol" w:hAnsi="Symbol"/>
+        <w:rFonts w:ascii="Symbol" w:hAnsi="Symbol" w:hint="default"/>
       </w:rPr>
     </w:lvl>
     <w:lvl w:ilvl="4" w:tplc="14090003" w:tentative="1">
@@ -7742,7 +7684,7 @@
         <w:ind w:left="3600" w:hanging="360"/>
       </w:pPr>
       <w:rPr>
-        <w:rFonts w:hint="default" w:ascii="Courier New" w:hAnsi="Courier New" w:cs="Courier New"/>
+        <w:rFonts w:ascii="Courier New" w:hAnsi="Courier New" w:cs="Courier New" w:hint="default"/>
       </w:rPr>
     </w:lvl>
     <w:lvl w:ilvl="5" w:tplc="14090005" w:tentative="1">
@@ -7754,7 +7696,7 @@
         <w:ind w:left="4320" w:hanging="360"/>
       </w:pPr>
       <w:rPr>
-        <w:rFonts w:hint="default" w:ascii="Wingdings" w:hAnsi="Wingdings"/>
+        <w:rFonts w:ascii="Wingdings" w:hAnsi="Wingdings" w:hint="default"/>
       </w:rPr>
     </w:lvl>
     <w:lvl w:ilvl="6" w:tplc="14090001" w:tentative="1">
@@ -7766,7 +7708,7 @@
         <w:ind w:left="5040" w:hanging="360"/>
       </w:pPr>
       <w:rPr>
-        <w:rFonts w:hint="default" w:ascii="Symbol" w:hAnsi="Symbol"/>
+        <w:rFonts w:ascii="Symbol" w:hAnsi="Symbol" w:hint="default"/>
       </w:rPr>
     </w:lvl>
     <w:lvl w:ilvl="7" w:tplc="14090003" w:tentative="1">
@@ -7778,7 +7720,7 @@
         <w:ind w:left="5760" w:hanging="360"/>
       </w:pPr>
       <w:rPr>
-        <w:rFonts w:hint="default" w:ascii="Courier New" w:hAnsi="Courier New" w:cs="Courier New"/>
+        <w:rFonts w:ascii="Courier New" w:hAnsi="Courier New" w:cs="Courier New" w:hint="default"/>
       </w:rPr>
     </w:lvl>
     <w:lvl w:ilvl="8" w:tplc="14090005" w:tentative="1">
@@ -7790,7 +7732,7 @@
         <w:ind w:left="6480" w:hanging="360"/>
       </w:pPr>
       <w:rPr>
-        <w:rFonts w:hint="default" w:ascii="Wingdings" w:hAnsi="Wingdings"/>
+        <w:rFonts w:ascii="Wingdings" w:hAnsi="Wingdings" w:hint="default"/>
       </w:rPr>
     </w:lvl>
   </w:abstractNum>
@@ -7985,7 +7927,7 @@
         <w:ind w:left="360" w:hanging="360"/>
       </w:pPr>
       <w:rPr>
-        <w:rFonts w:hint="default" w:ascii="Wingdings" w:hAnsi="Wingdings"/>
+        <w:rFonts w:ascii="Wingdings" w:hAnsi="Wingdings" w:hint="default"/>
         <w:color w:val="C00000"/>
       </w:rPr>
     </w:lvl>
@@ -7998,7 +7940,7 @@
         <w:ind w:left="1080" w:hanging="360"/>
       </w:pPr>
       <w:rPr>
-        <w:rFonts w:hint="default" w:ascii="Courier New" w:hAnsi="Courier New" w:cs="Courier New"/>
+        <w:rFonts w:ascii="Courier New" w:hAnsi="Courier New" w:cs="Courier New" w:hint="default"/>
       </w:rPr>
     </w:lvl>
     <w:lvl w:ilvl="2" w:tplc="04090005" w:tentative="1">
@@ -8010,7 +7952,7 @@
         <w:ind w:left="1800" w:hanging="360"/>
       </w:pPr>
       <w:rPr>
-        <w:rFonts w:hint="default" w:ascii="Wingdings" w:hAnsi="Wingdings"/>
+        <w:rFonts w:ascii="Wingdings" w:hAnsi="Wingdings" w:hint="default"/>
       </w:rPr>
     </w:lvl>
     <w:lvl w:ilvl="3" w:tplc="04090001" w:tentative="1">
@@ -8022,7 +7964,7 @@
         <w:ind w:left="2520" w:hanging="360"/>
       </w:pPr>
       <w:rPr>
-        <w:rFonts w:hint="default" w:ascii="Symbol" w:hAnsi="Symbol"/>
+        <w:rFonts w:ascii="Symbol" w:hAnsi="Symbol" w:hint="default"/>
       </w:rPr>
     </w:lvl>
     <w:lvl w:ilvl="4" w:tplc="04090003" w:tentative="1">
@@ -8034,7 +7976,7 @@
         <w:ind w:left="3240" w:hanging="360"/>
       </w:pPr>
       <w:rPr>
-        <w:rFonts w:hint="default" w:ascii="Courier New" w:hAnsi="Courier New" w:cs="Courier New"/>
+        <w:rFonts w:ascii="Courier New" w:hAnsi="Courier New" w:cs="Courier New" w:hint="default"/>
       </w:rPr>
     </w:lvl>
     <w:lvl w:ilvl="5" w:tplc="04090005" w:tentative="1">
@@ -8046,7 +7988,7 @@
         <w:ind w:left="3960" w:hanging="360"/>
       </w:pPr>
       <w:rPr>
-        <w:rFonts w:hint="default" w:ascii="Wingdings" w:hAnsi="Wingdings"/>
+        <w:rFonts w:ascii="Wingdings" w:hAnsi="Wingdings" w:hint="default"/>
       </w:rPr>
     </w:lvl>
     <w:lvl w:ilvl="6" w:tplc="04090001" w:tentative="1">
@@ -8058,7 +8000,7 @@
         <w:ind w:left="4680" w:hanging="360"/>
       </w:pPr>
       <w:rPr>
-        <w:rFonts w:hint="default" w:ascii="Symbol" w:hAnsi="Symbol"/>
+        <w:rFonts w:ascii="Symbol" w:hAnsi="Symbol" w:hint="default"/>
       </w:rPr>
     </w:lvl>
     <w:lvl w:ilvl="7" w:tplc="04090003" w:tentative="1">
@@ -8070,7 +8012,7 @@
         <w:ind w:left="5400" w:hanging="360"/>
       </w:pPr>
       <w:rPr>
-        <w:rFonts w:hint="default" w:ascii="Courier New" w:hAnsi="Courier New" w:cs="Courier New"/>
+        <w:rFonts w:ascii="Courier New" w:hAnsi="Courier New" w:cs="Courier New" w:hint="default"/>
       </w:rPr>
     </w:lvl>
     <w:lvl w:ilvl="8" w:tplc="04090005" w:tentative="1">
@@ -8082,7 +8024,7 @@
         <w:ind w:left="6120" w:hanging="360"/>
       </w:pPr>
       <w:rPr>
-        <w:rFonts w:hint="default" w:ascii="Wingdings" w:hAnsi="Wingdings"/>
+        <w:rFonts w:ascii="Wingdings" w:hAnsi="Wingdings" w:hint="default"/>
       </w:rPr>
     </w:lvl>
   </w:abstractNum>
@@ -8099,7 +8041,7 @@
         <w:ind w:left="720" w:hanging="360"/>
       </w:pPr>
       <w:rPr>
-        <w:rFonts w:hint="default" w:ascii="Calibri" w:hAnsi="Calibri" w:eastAsia="Times New Roman" w:cs="Calibri"/>
+        <w:rFonts w:ascii="Calibri" w:eastAsia="Times New Roman" w:hAnsi="Calibri" w:cs="Calibri" w:hint="default"/>
       </w:rPr>
     </w:lvl>
     <w:lvl w:ilvl="1" w:tplc="14090003" w:tentative="1">
@@ -8111,7 +8053,7 @@
         <w:ind w:left="1440" w:hanging="360"/>
       </w:pPr>
       <w:rPr>
-        <w:rFonts w:hint="default" w:ascii="Courier New" w:hAnsi="Courier New" w:cs="Courier New"/>
+        <w:rFonts w:ascii="Courier New" w:hAnsi="Courier New" w:cs="Courier New" w:hint="default"/>
       </w:rPr>
     </w:lvl>
     <w:lvl w:ilvl="2" w:tplc="14090005" w:tentative="1">
@@ -8123,7 +8065,7 @@
         <w:ind w:left="2160" w:hanging="360"/>
       </w:pPr>
       <w:rPr>
-        <w:rFonts w:hint="default" w:ascii="Wingdings" w:hAnsi="Wingdings"/>
+        <w:rFonts w:ascii="Wingdings" w:hAnsi="Wingdings" w:hint="default"/>
       </w:rPr>
     </w:lvl>
     <w:lvl w:ilvl="3" w:tplc="14090001" w:tentative="1">
@@ -8135,7 +8077,7 @@
         <w:ind w:left="2880" w:hanging="360"/>
       </w:pPr>
       <w:rPr>
-        <w:rFonts w:hint="default" w:ascii="Symbol" w:hAnsi="Symbol"/>
+        <w:rFonts w:ascii="Symbol" w:hAnsi="Symbol" w:hint="default"/>
       </w:rPr>
     </w:lvl>
     <w:lvl w:ilvl="4" w:tplc="14090003" w:tentative="1">
@@ -8147,7 +8089,7 @@
         <w:ind w:left="3600" w:hanging="360"/>
       </w:pPr>
       <w:rPr>
-        <w:rFonts w:hint="default" w:ascii="Courier New" w:hAnsi="Courier New" w:cs="Courier New"/>
+        <w:rFonts w:ascii="Courier New" w:hAnsi="Courier New" w:cs="Courier New" w:hint="default"/>
       </w:rPr>
     </w:lvl>
     <w:lvl w:ilvl="5" w:tplc="14090005" w:tentative="1">
@@ -8159,7 +8101,7 @@
         <w:ind w:left="4320" w:hanging="360"/>
       </w:pPr>
       <w:rPr>
-        <w:rFonts w:hint="default" w:ascii="Wingdings" w:hAnsi="Wingdings"/>
+        <w:rFonts w:ascii="Wingdings" w:hAnsi="Wingdings" w:hint="default"/>
       </w:rPr>
     </w:lvl>
     <w:lvl w:ilvl="6" w:tplc="14090001" w:tentative="1">
@@ -8171,7 +8113,7 @@
         <w:ind w:left="5040" w:hanging="360"/>
       </w:pPr>
       <w:rPr>
-        <w:rFonts w:hint="default" w:ascii="Symbol" w:hAnsi="Symbol"/>
+        <w:rFonts w:ascii="Symbol" w:hAnsi="Symbol" w:hint="default"/>
       </w:rPr>
     </w:lvl>
     <w:lvl w:ilvl="7" w:tplc="14090003" w:tentative="1">
@@ -8183,7 +8125,7 @@
         <w:ind w:left="5760" w:hanging="360"/>
       </w:pPr>
       <w:rPr>
-        <w:rFonts w:hint="default" w:ascii="Courier New" w:hAnsi="Courier New" w:cs="Courier New"/>
+        <w:rFonts w:ascii="Courier New" w:hAnsi="Courier New" w:cs="Courier New" w:hint="default"/>
       </w:rPr>
     </w:lvl>
     <w:lvl w:ilvl="8" w:tplc="14090005" w:tentative="1">
@@ -8195,7 +8137,7 @@
         <w:ind w:left="6480" w:hanging="360"/>
       </w:pPr>
       <w:rPr>
-        <w:rFonts w:hint="default" w:ascii="Wingdings" w:hAnsi="Wingdings"/>
+        <w:rFonts w:ascii="Wingdings" w:hAnsi="Wingdings" w:hint="default"/>
       </w:rPr>
     </w:lvl>
   </w:abstractNum>
@@ -8650,7 +8592,7 @@
   <w:docDefaults>
     <w:rPrDefault>
       <w:rPr>
-        <w:rFonts w:ascii="Times New Roman" w:hAnsi="Times New Roman" w:eastAsia="Times New Roman" w:cs="Times New Roman"/>
+        <w:rFonts w:ascii="Times New Roman" w:eastAsia="Times New Roman" w:hAnsi="Times New Roman" w:cs="Times New Roman"/>
         <w:lang w:val="en-NZ" w:eastAsia="ja-JP" w:bidi="ar-SA"/>
       </w:rPr>
     </w:rPrDefault>
@@ -8716,7 +8658,7 @@
     <w:lsdException w:name="Table Web 2" w:semiHidden="1" w:unhideWhenUsed="1"/>
     <w:lsdException w:name="Table Web 3" w:semiHidden="1" w:unhideWhenUsed="1"/>
     <w:lsdException w:name="Table Theme" w:semiHidden="1" w:unhideWhenUsed="1"/>
-    <w:lsdException w:name="Placeholder Text" w:uiPriority="99" w:semiHidden="1"/>
+    <w:lsdException w:name="Placeholder Text" w:semiHidden="1" w:uiPriority="99"/>
     <w:lsdException w:name="No Spacing" w:uiPriority="1" w:qFormat="1"/>
     <w:lsdException w:name="Light Shading" w:uiPriority="60"/>
     <w:lsdException w:name="Light List" w:uiPriority="61"/>
@@ -8738,7 +8680,7 @@
     <w:lsdException w:name="Medium Shading 1 Accent 1" w:uiPriority="63"/>
     <w:lsdException w:name="Medium Shading 2 Accent 1" w:uiPriority="64"/>
     <w:lsdException w:name="Medium List 1 Accent 1" w:uiPriority="65"/>
-    <w:lsdException w:name="Revision" w:uiPriority="99" w:semiHidden="1"/>
+    <w:lsdException w:name="Revision" w:semiHidden="1" w:uiPriority="99"/>
     <w:lsdException w:name="List Paragraph" w:uiPriority="34" w:qFormat="1"/>
     <w:lsdException w:name="Quote" w:uiPriority="29" w:qFormat="1"/>
     <w:lsdException w:name="Intense Quote" w:uiPriority="30" w:qFormat="1"/>
@@ -8825,8 +8767,8 @@
     <w:lsdException w:name="Subtle Reference" w:uiPriority="31" w:qFormat="1"/>
     <w:lsdException w:name="Intense Reference" w:uiPriority="32" w:qFormat="1"/>
     <w:lsdException w:name="Book Title" w:uiPriority="33" w:qFormat="1"/>
-    <w:lsdException w:name="Bibliography" w:uiPriority="37" w:semiHidden="1" w:unhideWhenUsed="1"/>
-    <w:lsdException w:name="TOC Heading" w:uiPriority="39" w:semiHidden="1" w:unhideWhenUsed="1" w:qFormat="1"/>
+    <w:lsdException w:name="Bibliography" w:semiHidden="1" w:uiPriority="37" w:unhideWhenUsed="1"/>
+    <w:lsdException w:name="TOC Heading" w:semiHidden="1" w:uiPriority="39" w:unhideWhenUsed="1" w:qFormat="1"/>
     <w:lsdException w:name="Plain Table 1" w:uiPriority="41"/>
     <w:lsdException w:name="Plain Table 2" w:uiPriority="42"/>
     <w:lsdException w:name="Plain Table 3" w:uiPriority="43"/>
@@ -8931,13 +8873,13 @@
     <w:lsdException w:name="List Table 5 Dark Accent 6" w:uiPriority="50"/>
     <w:lsdException w:name="List Table 6 Colorful Accent 6" w:uiPriority="51"/>
     <w:lsdException w:name="List Table 7 Colorful Accent 6" w:uiPriority="52"/>
-    <w:lsdException w:name="Mention" w:uiPriority="99" w:semiHidden="1" w:unhideWhenUsed="1"/>
-    <w:lsdException w:name="Smart Hyperlink" w:uiPriority="99" w:semiHidden="1" w:unhideWhenUsed="1"/>
-    <w:lsdException w:name="Hashtag" w:uiPriority="99" w:semiHidden="1" w:unhideWhenUsed="1"/>
-    <w:lsdException w:name="Unresolved Mention" w:uiPriority="99" w:semiHidden="1" w:unhideWhenUsed="1"/>
-    <w:lsdException w:name="Smart Link" w:uiPriority="99" w:semiHidden="1" w:unhideWhenUsed="1"/>
+    <w:lsdException w:name="Mention" w:semiHidden="1" w:uiPriority="99" w:unhideWhenUsed="1"/>
+    <w:lsdException w:name="Smart Hyperlink" w:semiHidden="1" w:uiPriority="99" w:unhideWhenUsed="1"/>
+    <w:lsdException w:name="Hashtag" w:semiHidden="1" w:uiPriority="99" w:unhideWhenUsed="1"/>
+    <w:lsdException w:name="Unresolved Mention" w:semiHidden="1" w:uiPriority="99" w:unhideWhenUsed="1"/>
+    <w:lsdException w:name="Smart Link" w:semiHidden="1" w:uiPriority="99" w:unhideWhenUsed="1"/>
   </w:latentStyles>
-  <w:style w:type="paragraph" w:styleId="Normal" w:default="1">
+  <w:style w:type="paragraph" w:default="1" w:styleId="Normal">
     <w:name w:val="Normal"/>
     <w:qFormat/>
     <w:rsid w:val="00040E09"/>
@@ -8947,13 +8889,13 @@
       <w:lang w:eastAsia="en-US"/>
     </w:rPr>
   </w:style>
-  <w:style w:type="character" w:styleId="DefaultParagraphFont" w:default="1">
+  <w:style w:type="character" w:default="1" w:styleId="DefaultParagraphFont">
     <w:name w:val="Default Paragraph Font"/>
     <w:uiPriority w:val="1"/>
     <w:semiHidden/>
     <w:unhideWhenUsed/>
   </w:style>
-  <w:style w:type="table" w:styleId="TableNormal" w:default="1">
+  <w:style w:type="table" w:default="1" w:styleId="TableNormal">
     <w:name w:val="Normal Table"/>
     <w:uiPriority w:val="99"/>
     <w:semiHidden/>
@@ -8968,7 +8910,7 @@
       </w:tblCellMar>
     </w:tblPr>
   </w:style>
-  <w:style w:type="numbering" w:styleId="NoList" w:default="1">
+  <w:style w:type="numbering" w:default="1" w:styleId="NoList">
     <w:name w:val="No List"/>
     <w:uiPriority w:val="99"/>
     <w:semiHidden/>
@@ -9007,12 +8949,12 @@
     <w:rsid w:val="00076A72"/>
     <w:tblPr>
       <w:tblBorders>
-        <w:top w:val="single" w:color="auto" w:sz="4" w:space="0"/>
-        <w:left w:val="single" w:color="auto" w:sz="4" w:space="0"/>
-        <w:bottom w:val="single" w:color="auto" w:sz="4" w:space="0"/>
-        <w:right w:val="single" w:color="auto" w:sz="4" w:space="0"/>
-        <w:insideH w:val="single" w:color="auto" w:sz="4" w:space="0"/>
-        <w:insideV w:val="single" w:color="auto" w:sz="4" w:space="0"/>
+        <w:top w:val="single" w:sz="4" w:space="0" w:color="auto"/>
+        <w:left w:val="single" w:sz="4" w:space="0" w:color="auto"/>
+        <w:bottom w:val="single" w:sz="4" w:space="0" w:color="auto"/>
+        <w:right w:val="single" w:sz="4" w:space="0" w:color="auto"/>
+        <w:insideH w:val="single" w:sz="4" w:space="0" w:color="auto"/>
+        <w:insideV w:val="single" w:sz="4" w:space="0" w:color="auto"/>
       </w:tblBorders>
     </w:tblPr>
   </w:style>
@@ -9027,7 +8969,7 @@
       <w:szCs w:val="16"/>
     </w:rPr>
   </w:style>
-  <w:style w:type="character" w:styleId="BalloonTextChar" w:customStyle="1">
+  <w:style w:type="character" w:customStyle="1" w:styleId="BalloonTextChar">
     <w:name w:val="Balloon Text Char"/>
     <w:link w:val="BalloonText"/>
     <w:rsid w:val="00771F13"/>
@@ -9058,12 +9000,12 @@
       <w:szCs w:val="32"/>
     </w:rPr>
   </w:style>
-  <w:style w:type="character" w:styleId="TitleChar" w:customStyle="1">
+  <w:style w:type="character" w:customStyle="1" w:styleId="TitleChar">
     <w:name w:val="Title Char"/>
     <w:link w:val="Title"/>
     <w:rsid w:val="001508A7"/>
     <w:rPr>
-      <w:rFonts w:ascii="Calibri Light" w:hAnsi="Calibri Light" w:eastAsia="Times New Roman" w:cs="Times New Roman"/>
+      <w:rFonts w:ascii="Calibri Light" w:eastAsia="Times New Roman" w:hAnsi="Calibri Light" w:cs="Times New Roman"/>
       <w:b/>
       <w:bCs/>
       <w:kern w:val="28"/>
@@ -9076,7 +9018,7 @@
 </file>
 
 <file path=word/theme/theme1.xml><?xml version="1.0" encoding="utf-8"?>
-<a:theme xmlns:a="http://schemas.openxmlformats.org/drawingml/2006/main" xmlns:thm15="http://schemas.microsoft.com/office/thememl/2012/main" name="Office Theme">
+<a:theme xmlns:a="http://schemas.openxmlformats.org/drawingml/2006/main" name="Office Theme">
   <a:themeElements>
     <a:clrScheme name="Office">
       <a:dk1>
